--- a/docs/initial/RequirementsMyDrinkShop_2.0.docx
+++ b/docs/initial/RequirementsMyDrinkShop_2.0.docx
@@ -19,7 +19,6 @@
           <w:bCs/>
         </w:rPr>
       </w:pPr>
-      <w:proofErr w:type="spellStart"/>
       <w:r>
         <w:rPr>
           <w:rFonts w:cstheme="minorHAnsi"/>
@@ -28,7 +27,6 @@
         </w:rPr>
         <w:t>MyDrinkShop</w:t>
       </w:r>
-      <w:proofErr w:type="spellEnd"/>
     </w:p>
     <w:p>
       <w:pPr>
@@ -47,105 +45,7 @@
         <w:rPr>
           <w:rFonts w:cstheme="minorHAnsi"/>
         </w:rPr>
-        <w:t xml:space="preserve">Se cere </w:t>
-      </w:r>
-      <w:proofErr w:type="spellStart"/>
-      <w:r>
-        <w:rPr>
-          <w:rFonts w:cstheme="minorHAnsi"/>
-        </w:rPr>
-        <w:t>realizarea</w:t>
-      </w:r>
-      <w:proofErr w:type="spellEnd"/>
-      <w:r>
-        <w:rPr>
-          <w:rFonts w:cstheme="minorHAnsi"/>
-        </w:rPr>
-        <w:t xml:space="preserve"> </w:t>
-      </w:r>
-      <w:proofErr w:type="spellStart"/>
-      <w:r>
-        <w:rPr>
-          <w:rFonts w:cstheme="minorHAnsi"/>
-        </w:rPr>
-        <w:t>unei</w:t>
-      </w:r>
-      <w:proofErr w:type="spellEnd"/>
-      <w:r>
-        <w:rPr>
-          <w:rFonts w:cstheme="minorHAnsi"/>
-        </w:rPr>
-        <w:t xml:space="preserve"> </w:t>
-      </w:r>
-      <w:proofErr w:type="spellStart"/>
-      <w:r>
-        <w:rPr>
-          <w:rFonts w:cstheme="minorHAnsi"/>
-        </w:rPr>
-        <w:t>aplicații</w:t>
-      </w:r>
-      <w:proofErr w:type="spellEnd"/>
-      <w:r>
-        <w:rPr>
-          <w:rFonts w:cstheme="minorHAnsi"/>
-        </w:rPr>
-        <w:t xml:space="preserve"> software </w:t>
-      </w:r>
-      <w:proofErr w:type="spellStart"/>
-      <w:r>
-        <w:rPr>
-          <w:rFonts w:cstheme="minorHAnsi"/>
-        </w:rPr>
-        <w:t>pentru</w:t>
-      </w:r>
-      <w:proofErr w:type="spellEnd"/>
-      <w:r>
-        <w:rPr>
-          <w:rFonts w:cstheme="minorHAnsi"/>
-        </w:rPr>
-        <w:t xml:space="preserve"> </w:t>
-      </w:r>
-      <w:proofErr w:type="spellStart"/>
-      <w:r>
-        <w:rPr>
-          <w:rFonts w:cstheme="minorHAnsi"/>
-        </w:rPr>
-        <w:t>gestionarea</w:t>
-      </w:r>
-      <w:proofErr w:type="spellEnd"/>
-      <w:r>
-        <w:rPr>
-          <w:rFonts w:cstheme="minorHAnsi"/>
-        </w:rPr>
-        <w:t xml:space="preserve"> </w:t>
-      </w:r>
-      <w:proofErr w:type="spellStart"/>
-      <w:r>
-        <w:rPr>
-          <w:rFonts w:cstheme="minorHAnsi"/>
-        </w:rPr>
-        <w:t>activității</w:t>
-      </w:r>
-      <w:proofErr w:type="spellEnd"/>
-      <w:r>
-        <w:rPr>
-          <w:rFonts w:cstheme="minorHAnsi"/>
-        </w:rPr>
-        <w:t xml:space="preserve"> </w:t>
-      </w:r>
-      <w:proofErr w:type="spellStart"/>
-      <w:r>
-        <w:rPr>
-          <w:rFonts w:cstheme="minorHAnsi"/>
-        </w:rPr>
-        <w:t>unui</w:t>
-      </w:r>
-      <w:proofErr w:type="spellEnd"/>
-      <w:r>
-        <w:rPr>
-          <w:rFonts w:cstheme="minorHAnsi"/>
-        </w:rPr>
-        <w:t xml:space="preserve"> </w:t>
+        <w:t xml:space="preserve">Se cere realizarea unei aplicații software pentru gestionarea activității unui </w:t>
       </w:r>
       <w:r>
         <w:rPr>
@@ -157,203 +57,7 @@
         <w:rPr>
           <w:rFonts w:cstheme="minorHAnsi"/>
         </w:rPr>
-        <w:t xml:space="preserve"> shop, care </w:t>
-      </w:r>
-      <w:proofErr w:type="spellStart"/>
-      <w:r>
-        <w:rPr>
-          <w:rFonts w:cstheme="minorHAnsi"/>
-        </w:rPr>
-        <w:t>să</w:t>
-      </w:r>
-      <w:proofErr w:type="spellEnd"/>
-      <w:r>
-        <w:rPr>
-          <w:rFonts w:cstheme="minorHAnsi"/>
-        </w:rPr>
-        <w:t xml:space="preserve"> </w:t>
-      </w:r>
-      <w:proofErr w:type="spellStart"/>
-      <w:r>
-        <w:rPr>
-          <w:rFonts w:cstheme="minorHAnsi"/>
-        </w:rPr>
-        <w:t>permită</w:t>
-      </w:r>
-      <w:proofErr w:type="spellEnd"/>
-      <w:r>
-        <w:rPr>
-          <w:rFonts w:cstheme="minorHAnsi"/>
-        </w:rPr>
-        <w:t xml:space="preserve"> </w:t>
-      </w:r>
-      <w:proofErr w:type="spellStart"/>
-      <w:r>
-        <w:rPr>
-          <w:rFonts w:cstheme="minorHAnsi"/>
-        </w:rPr>
-        <w:t>administrarea</w:t>
-      </w:r>
-      <w:proofErr w:type="spellEnd"/>
-      <w:r>
-        <w:rPr>
-          <w:rFonts w:cstheme="minorHAnsi"/>
-        </w:rPr>
-        <w:t xml:space="preserve"> </w:t>
-      </w:r>
-      <w:proofErr w:type="spellStart"/>
-      <w:r>
-        <w:rPr>
-          <w:rFonts w:cstheme="minorHAnsi"/>
-        </w:rPr>
-        <w:t>produselor</w:t>
-      </w:r>
-      <w:proofErr w:type="spellEnd"/>
-      <w:r>
-        <w:rPr>
-          <w:rFonts w:cstheme="minorHAnsi"/>
-        </w:rPr>
-        <w:t xml:space="preserve"> </w:t>
-      </w:r>
-      <w:proofErr w:type="spellStart"/>
-      <w:r>
-        <w:rPr>
-          <w:rFonts w:cstheme="minorHAnsi"/>
-        </w:rPr>
-        <w:t>vândute</w:t>
-      </w:r>
-      <w:proofErr w:type="spellEnd"/>
-      <w:r>
-        <w:rPr>
-          <w:rFonts w:cstheme="minorHAnsi"/>
-        </w:rPr>
-        <w:t xml:space="preserve"> (</w:t>
-      </w:r>
-      <w:proofErr w:type="spellStart"/>
-      <w:r>
-        <w:rPr>
-          <w:rFonts w:cstheme="minorHAnsi"/>
-        </w:rPr>
-        <w:t>băuturi</w:t>
-      </w:r>
-      <w:proofErr w:type="spellEnd"/>
-      <w:r>
-        <w:rPr>
-          <w:rFonts w:cstheme="minorHAnsi"/>
-        </w:rPr>
-        <w:t xml:space="preserve">), a </w:t>
-      </w:r>
-      <w:proofErr w:type="spellStart"/>
-      <w:r>
-        <w:rPr>
-          <w:rFonts w:cstheme="minorHAnsi"/>
-        </w:rPr>
-        <w:t>ingredientelor</w:t>
-      </w:r>
-      <w:proofErr w:type="spellEnd"/>
-      <w:r>
-        <w:rPr>
-          <w:rFonts w:cstheme="minorHAnsi"/>
-        </w:rPr>
-        <w:t xml:space="preserve"> </w:t>
-      </w:r>
-      <w:proofErr w:type="spellStart"/>
-      <w:r>
-        <w:rPr>
-          <w:rFonts w:cstheme="minorHAnsi"/>
-        </w:rPr>
-        <w:t>utilizate</w:t>
-      </w:r>
-      <w:proofErr w:type="spellEnd"/>
-      <w:r>
-        <w:rPr>
-          <w:rFonts w:cstheme="minorHAnsi"/>
-        </w:rPr>
-        <w:t xml:space="preserve">, a </w:t>
-      </w:r>
-      <w:proofErr w:type="spellStart"/>
-      <w:r>
-        <w:rPr>
-          <w:rFonts w:cstheme="minorHAnsi"/>
-        </w:rPr>
-        <w:t>rețetelor</w:t>
-      </w:r>
-      <w:proofErr w:type="spellEnd"/>
-      <w:r>
-        <w:rPr>
-          <w:rFonts w:cstheme="minorHAnsi"/>
-        </w:rPr>
-        <w:t xml:space="preserve"> de </w:t>
-      </w:r>
-      <w:proofErr w:type="spellStart"/>
-      <w:r>
-        <w:rPr>
-          <w:rFonts w:cstheme="minorHAnsi"/>
-        </w:rPr>
-        <w:t>preparare</w:t>
-      </w:r>
-      <w:proofErr w:type="spellEnd"/>
-      <w:r>
-        <w:rPr>
-          <w:rFonts w:cstheme="minorHAnsi"/>
-        </w:rPr>
-        <w:t xml:space="preserve"> </w:t>
-      </w:r>
-      <w:proofErr w:type="spellStart"/>
-      <w:r>
-        <w:rPr>
-          <w:rFonts w:cstheme="minorHAnsi"/>
-        </w:rPr>
-        <w:t>și</w:t>
-      </w:r>
-      <w:proofErr w:type="spellEnd"/>
-      <w:r>
-        <w:rPr>
-          <w:rFonts w:cstheme="minorHAnsi"/>
-        </w:rPr>
-        <w:t xml:space="preserve"> a </w:t>
-      </w:r>
-      <w:proofErr w:type="spellStart"/>
-      <w:r>
-        <w:rPr>
-          <w:rFonts w:cstheme="minorHAnsi"/>
-        </w:rPr>
-        <w:t>comenzilor</w:t>
-      </w:r>
-      <w:proofErr w:type="spellEnd"/>
-      <w:r>
-        <w:rPr>
-          <w:rFonts w:cstheme="minorHAnsi"/>
-        </w:rPr>
-        <w:t xml:space="preserve"> </w:t>
-      </w:r>
-      <w:proofErr w:type="spellStart"/>
-      <w:r>
-        <w:rPr>
-          <w:rFonts w:cstheme="minorHAnsi"/>
-        </w:rPr>
-        <w:t>plasate</w:t>
-      </w:r>
-      <w:proofErr w:type="spellEnd"/>
-      <w:r>
-        <w:rPr>
-          <w:rFonts w:cstheme="minorHAnsi"/>
-        </w:rPr>
-        <w:t xml:space="preserve"> de </w:t>
-      </w:r>
-      <w:proofErr w:type="spellStart"/>
-      <w:r>
-        <w:rPr>
-          <w:rFonts w:cstheme="minorHAnsi"/>
-        </w:rPr>
-        <w:t>clienți</w:t>
-      </w:r>
-      <w:proofErr w:type="spellEnd"/>
-      <w:r>
-        <w:rPr>
-          <w:rFonts w:cstheme="minorHAnsi"/>
-        </w:rPr>
-        <w:t>.</w:t>
+        <w:t xml:space="preserve"> shop, care să permită administrarea produselor vândute (băuturi), a ingredientelor utilizate, a rețetelor de preparare și a comenzilor plasate de clienți.</w:t>
       </w:r>
     </w:p>
     <w:p>
@@ -369,313 +73,11 @@
           <w:rFonts w:cstheme="minorHAnsi"/>
         </w:rPr>
       </w:pPr>
-      <w:proofErr w:type="spellStart"/>
-      <w:r>
-        <w:rPr>
-          <w:rFonts w:cstheme="minorHAnsi"/>
-        </w:rPr>
-        <w:t>Aplicația</w:t>
-      </w:r>
-      <w:proofErr w:type="spellEnd"/>
-      <w:r>
-        <w:rPr>
-          <w:rFonts w:cstheme="minorHAnsi"/>
-        </w:rPr>
-        <w:t xml:space="preserve"> </w:t>
-      </w:r>
-      <w:proofErr w:type="spellStart"/>
-      <w:r>
-        <w:rPr>
-          <w:rFonts w:cstheme="minorHAnsi"/>
-        </w:rPr>
-        <w:t>trebuie</w:t>
-      </w:r>
-      <w:proofErr w:type="spellEnd"/>
-      <w:r>
-        <w:rPr>
-          <w:rFonts w:cstheme="minorHAnsi"/>
-        </w:rPr>
-        <w:t xml:space="preserve"> </w:t>
-      </w:r>
-      <w:proofErr w:type="spellStart"/>
-      <w:r>
-        <w:rPr>
-          <w:rFonts w:cstheme="minorHAnsi"/>
-        </w:rPr>
-        <w:t>să</w:t>
-      </w:r>
-      <w:proofErr w:type="spellEnd"/>
-      <w:r>
-        <w:rPr>
-          <w:rFonts w:cstheme="minorHAnsi"/>
-        </w:rPr>
-        <w:t xml:space="preserve"> </w:t>
-      </w:r>
-      <w:proofErr w:type="spellStart"/>
-      <w:r>
-        <w:rPr>
-          <w:rFonts w:cstheme="minorHAnsi"/>
-        </w:rPr>
-        <w:t>ofere</w:t>
-      </w:r>
-      <w:proofErr w:type="spellEnd"/>
-      <w:r>
-        <w:rPr>
-          <w:rFonts w:cstheme="minorHAnsi"/>
-        </w:rPr>
-        <w:t xml:space="preserve"> </w:t>
-      </w:r>
-      <w:proofErr w:type="spellStart"/>
-      <w:r>
-        <w:rPr>
-          <w:rFonts w:cstheme="minorHAnsi"/>
-        </w:rPr>
-        <w:t>funcționalități</w:t>
-      </w:r>
-      <w:proofErr w:type="spellEnd"/>
-      <w:r>
-        <w:rPr>
-          <w:rFonts w:cstheme="minorHAnsi"/>
-        </w:rPr>
-        <w:t xml:space="preserve"> complete de </w:t>
-      </w:r>
-      <w:proofErr w:type="spellStart"/>
-      <w:r>
-        <w:rPr>
-          <w:rFonts w:cstheme="minorHAnsi"/>
-        </w:rPr>
-        <w:t>gestiune</w:t>
-      </w:r>
-      <w:proofErr w:type="spellEnd"/>
-      <w:r>
-        <w:rPr>
-          <w:rFonts w:cstheme="minorHAnsi"/>
-        </w:rPr>
-        <w:t xml:space="preserve"> (</w:t>
-      </w:r>
-      <w:proofErr w:type="spellStart"/>
-      <w:r>
-        <w:rPr>
-          <w:rFonts w:cstheme="minorHAnsi"/>
-        </w:rPr>
-        <w:t>adăugare</w:t>
-      </w:r>
-      <w:proofErr w:type="spellEnd"/>
-      <w:r>
-        <w:rPr>
-          <w:rFonts w:cstheme="minorHAnsi"/>
-        </w:rPr>
-        <w:t xml:space="preserve">, </w:t>
-      </w:r>
-      <w:proofErr w:type="spellStart"/>
-      <w:r>
-        <w:rPr>
-          <w:rFonts w:cstheme="minorHAnsi"/>
-        </w:rPr>
-        <w:t>modificare</w:t>
-      </w:r>
-      <w:proofErr w:type="spellEnd"/>
-      <w:r>
-        <w:rPr>
-          <w:rFonts w:cstheme="minorHAnsi"/>
-        </w:rPr>
-        <w:t xml:space="preserve">, </w:t>
-      </w:r>
-      <w:proofErr w:type="spellStart"/>
-      <w:r>
-        <w:rPr>
-          <w:rFonts w:cstheme="minorHAnsi"/>
-        </w:rPr>
-        <w:t>ștergere</w:t>
-      </w:r>
-      <w:proofErr w:type="spellEnd"/>
-      <w:r>
-        <w:rPr>
-          <w:rFonts w:cstheme="minorHAnsi"/>
-        </w:rPr>
-        <w:t xml:space="preserve">, </w:t>
-      </w:r>
-      <w:proofErr w:type="spellStart"/>
-      <w:r>
-        <w:rPr>
-          <w:rFonts w:cstheme="minorHAnsi"/>
-        </w:rPr>
-        <w:t>vizualizare</w:t>
-      </w:r>
-      <w:proofErr w:type="spellEnd"/>
-      <w:r>
-        <w:rPr>
-          <w:rFonts w:cstheme="minorHAnsi"/>
-        </w:rPr>
-        <w:t xml:space="preserve">), </w:t>
-      </w:r>
-      <w:proofErr w:type="spellStart"/>
-      <w:r>
-        <w:rPr>
-          <w:rFonts w:cstheme="minorHAnsi"/>
-        </w:rPr>
-        <w:t>să</w:t>
-      </w:r>
-      <w:proofErr w:type="spellEnd"/>
-      <w:r>
-        <w:rPr>
-          <w:rFonts w:cstheme="minorHAnsi"/>
-        </w:rPr>
-        <w:t xml:space="preserve"> </w:t>
-      </w:r>
-      <w:proofErr w:type="spellStart"/>
-      <w:r>
-        <w:rPr>
-          <w:rFonts w:cstheme="minorHAnsi"/>
-        </w:rPr>
-        <w:t>asigure</w:t>
-      </w:r>
-      <w:proofErr w:type="spellEnd"/>
-      <w:r>
-        <w:rPr>
-          <w:rFonts w:cstheme="minorHAnsi"/>
-        </w:rPr>
-        <w:t xml:space="preserve"> </w:t>
-      </w:r>
-      <w:proofErr w:type="spellStart"/>
-      <w:r>
-        <w:rPr>
-          <w:rFonts w:cstheme="minorHAnsi"/>
-        </w:rPr>
-        <w:t>persistența</w:t>
-      </w:r>
-      <w:proofErr w:type="spellEnd"/>
-      <w:r>
-        <w:rPr>
-          <w:rFonts w:cstheme="minorHAnsi"/>
-        </w:rPr>
-        <w:t xml:space="preserve"> </w:t>
-      </w:r>
-      <w:proofErr w:type="spellStart"/>
-      <w:r>
-        <w:rPr>
-          <w:rFonts w:cstheme="minorHAnsi"/>
-        </w:rPr>
-        <w:t>datelor</w:t>
-      </w:r>
-      <w:proofErr w:type="spellEnd"/>
-      <w:r>
-        <w:rPr>
-          <w:rFonts w:cstheme="minorHAnsi"/>
-        </w:rPr>
-        <w:t xml:space="preserve"> </w:t>
-      </w:r>
-      <w:proofErr w:type="spellStart"/>
-      <w:r>
-        <w:rPr>
-          <w:rFonts w:cstheme="minorHAnsi"/>
-        </w:rPr>
-        <w:t>în</w:t>
-      </w:r>
-      <w:proofErr w:type="spellEnd"/>
-      <w:r>
-        <w:rPr>
-          <w:rFonts w:cstheme="minorHAnsi"/>
-        </w:rPr>
-        <w:t xml:space="preserve"> </w:t>
-      </w:r>
-      <w:proofErr w:type="spellStart"/>
-      <w:r>
-        <w:rPr>
-          <w:rFonts w:cstheme="minorHAnsi"/>
-        </w:rPr>
-        <w:t>fișiere</w:t>
-      </w:r>
-      <w:proofErr w:type="spellEnd"/>
-      <w:r>
-        <w:rPr>
-          <w:rFonts w:cstheme="minorHAnsi"/>
-        </w:rPr>
-        <w:t xml:space="preserve">, precum </w:t>
-      </w:r>
-      <w:proofErr w:type="spellStart"/>
-      <w:r>
-        <w:rPr>
-          <w:rFonts w:cstheme="minorHAnsi"/>
-        </w:rPr>
-        <w:t>și</w:t>
-      </w:r>
-      <w:proofErr w:type="spellEnd"/>
-      <w:r>
-        <w:rPr>
-          <w:rFonts w:cstheme="minorHAnsi"/>
-        </w:rPr>
-        <w:t xml:space="preserve"> o </w:t>
-      </w:r>
-      <w:proofErr w:type="spellStart"/>
-      <w:r>
-        <w:rPr>
-          <w:rFonts w:cstheme="minorHAnsi"/>
-        </w:rPr>
-        <w:t>interfață</w:t>
-      </w:r>
-      <w:proofErr w:type="spellEnd"/>
-      <w:r>
-        <w:rPr>
-          <w:rFonts w:cstheme="minorHAnsi"/>
-        </w:rPr>
-        <w:t xml:space="preserve"> </w:t>
-      </w:r>
-      <w:proofErr w:type="spellStart"/>
-      <w:r>
-        <w:rPr>
-          <w:rFonts w:cstheme="minorHAnsi"/>
-        </w:rPr>
-        <w:t>grafică</w:t>
-      </w:r>
-      <w:proofErr w:type="spellEnd"/>
-      <w:r>
-        <w:rPr>
-          <w:rFonts w:cstheme="minorHAnsi"/>
-        </w:rPr>
-        <w:t xml:space="preserve"> </w:t>
-      </w:r>
-      <w:proofErr w:type="spellStart"/>
-      <w:r>
-        <w:rPr>
-          <w:rFonts w:cstheme="minorHAnsi"/>
-        </w:rPr>
-        <w:t>intuitivă</w:t>
-      </w:r>
-      <w:proofErr w:type="spellEnd"/>
-      <w:r>
-        <w:rPr>
-          <w:rFonts w:cstheme="minorHAnsi"/>
-        </w:rPr>
-        <w:t xml:space="preserve"> </w:t>
-      </w:r>
-      <w:proofErr w:type="spellStart"/>
-      <w:r>
-        <w:rPr>
-          <w:rFonts w:cstheme="minorHAnsi"/>
-        </w:rPr>
-        <w:t>pentru</w:t>
-      </w:r>
-      <w:proofErr w:type="spellEnd"/>
-      <w:r>
-        <w:rPr>
-          <w:rFonts w:cstheme="minorHAnsi"/>
-        </w:rPr>
-        <w:t xml:space="preserve"> </w:t>
-      </w:r>
-      <w:proofErr w:type="spellStart"/>
-      <w:r>
-        <w:rPr>
-          <w:rFonts w:cstheme="minorHAnsi"/>
-        </w:rPr>
-        <w:t>utilizator</w:t>
-      </w:r>
-      <w:proofErr w:type="spellEnd"/>
-      <w:r>
-        <w:rPr>
-          <w:rFonts w:cstheme="minorHAnsi"/>
-        </w:rPr>
-        <w:t>.</w:t>
+      <w:r>
+        <w:rPr>
+          <w:rFonts w:cstheme="minorHAnsi"/>
+        </w:rPr>
+        <w:t>Aplicația trebuie să ofere funcționalități complete de gestiune (adăugare, modificare, ștergere, vizualizare), să asigure persistența datelor în fișiere, precum și o interfață grafică intuitivă pentru utilizator.</w:t>
       </w:r>
     </w:p>
     <w:p>
@@ -691,173 +93,11 @@
           <w:rFonts w:cstheme="minorHAnsi"/>
         </w:rPr>
       </w:pPr>
-      <w:proofErr w:type="spellStart"/>
-      <w:r>
-        <w:rPr>
-          <w:rFonts w:cstheme="minorHAnsi"/>
-        </w:rPr>
-        <w:t>Soluția</w:t>
-      </w:r>
-      <w:proofErr w:type="spellEnd"/>
-      <w:r>
-        <w:rPr>
-          <w:rFonts w:cstheme="minorHAnsi"/>
-        </w:rPr>
-        <w:t xml:space="preserve"> </w:t>
-      </w:r>
-      <w:proofErr w:type="spellStart"/>
-      <w:r>
-        <w:rPr>
-          <w:rFonts w:cstheme="minorHAnsi"/>
-        </w:rPr>
-        <w:t>trebuie</w:t>
-      </w:r>
-      <w:proofErr w:type="spellEnd"/>
-      <w:r>
-        <w:rPr>
-          <w:rFonts w:cstheme="minorHAnsi"/>
-        </w:rPr>
-        <w:t xml:space="preserve"> </w:t>
-      </w:r>
-      <w:proofErr w:type="spellStart"/>
-      <w:r>
-        <w:rPr>
-          <w:rFonts w:cstheme="minorHAnsi"/>
-        </w:rPr>
-        <w:t>implementată</w:t>
-      </w:r>
-      <w:proofErr w:type="spellEnd"/>
-      <w:r>
-        <w:rPr>
-          <w:rFonts w:cstheme="minorHAnsi"/>
-        </w:rPr>
-        <w:t xml:space="preserve"> </w:t>
-      </w:r>
-      <w:proofErr w:type="spellStart"/>
-      <w:r>
-        <w:rPr>
-          <w:rFonts w:cstheme="minorHAnsi"/>
-        </w:rPr>
-        <w:t>respectând</w:t>
-      </w:r>
-      <w:proofErr w:type="spellEnd"/>
-      <w:r>
-        <w:rPr>
-          <w:rFonts w:cstheme="minorHAnsi"/>
-        </w:rPr>
-        <w:t xml:space="preserve"> </w:t>
-      </w:r>
-      <w:proofErr w:type="spellStart"/>
-      <w:r>
-        <w:rPr>
-          <w:rFonts w:cstheme="minorHAnsi"/>
-        </w:rPr>
-        <w:t>principiile</w:t>
-      </w:r>
-      <w:proofErr w:type="spellEnd"/>
-      <w:r>
-        <w:rPr>
-          <w:rFonts w:cstheme="minorHAnsi"/>
-        </w:rPr>
-        <w:t xml:space="preserve"> </w:t>
-      </w:r>
-      <w:proofErr w:type="spellStart"/>
-      <w:r>
-        <w:rPr>
-          <w:rFonts w:cstheme="minorHAnsi"/>
-        </w:rPr>
-        <w:t>programării</w:t>
-      </w:r>
-      <w:proofErr w:type="spellEnd"/>
-      <w:r>
-        <w:rPr>
-          <w:rFonts w:cstheme="minorHAnsi"/>
-        </w:rPr>
-        <w:t xml:space="preserve"> orientate pe </w:t>
-      </w:r>
-      <w:proofErr w:type="spellStart"/>
-      <w:r>
-        <w:rPr>
-          <w:rFonts w:cstheme="minorHAnsi"/>
-        </w:rPr>
-        <w:t>obiect</w:t>
-      </w:r>
-      <w:proofErr w:type="spellEnd"/>
-      <w:r>
-        <w:rPr>
-          <w:rFonts w:cstheme="minorHAnsi"/>
-        </w:rPr>
-        <w:t xml:space="preserve"> </w:t>
-      </w:r>
-      <w:proofErr w:type="spellStart"/>
-      <w:r>
-        <w:rPr>
-          <w:rFonts w:cstheme="minorHAnsi"/>
-        </w:rPr>
-        <w:t>și</w:t>
-      </w:r>
-      <w:proofErr w:type="spellEnd"/>
-      <w:r>
-        <w:rPr>
-          <w:rFonts w:cstheme="minorHAnsi"/>
-        </w:rPr>
-        <w:t xml:space="preserve"> o </w:t>
-      </w:r>
-      <w:proofErr w:type="spellStart"/>
-      <w:r>
-        <w:rPr>
-          <w:rFonts w:cstheme="minorHAnsi"/>
-        </w:rPr>
-        <w:t>arhitectură</w:t>
-      </w:r>
-      <w:proofErr w:type="spellEnd"/>
-      <w:r>
-        <w:rPr>
-          <w:rFonts w:cstheme="minorHAnsi"/>
-        </w:rPr>
-        <w:t xml:space="preserve"> </w:t>
-      </w:r>
-      <w:proofErr w:type="spellStart"/>
-      <w:r>
-        <w:rPr>
-          <w:rFonts w:cstheme="minorHAnsi"/>
-        </w:rPr>
-        <w:t>stratificată</w:t>
-      </w:r>
-      <w:proofErr w:type="spellEnd"/>
-      <w:r>
-        <w:rPr>
-          <w:rFonts w:cstheme="minorHAnsi"/>
-        </w:rPr>
-        <w:t xml:space="preserve">, care </w:t>
-      </w:r>
-      <w:proofErr w:type="spellStart"/>
-      <w:r>
-        <w:rPr>
-          <w:rFonts w:cstheme="minorHAnsi"/>
-        </w:rPr>
-        <w:t>separă</w:t>
-      </w:r>
-      <w:proofErr w:type="spellEnd"/>
-      <w:r>
-        <w:rPr>
-          <w:rFonts w:cstheme="minorHAnsi"/>
-        </w:rPr>
-        <w:t xml:space="preserve"> </w:t>
-      </w:r>
-      <w:proofErr w:type="spellStart"/>
-      <w:r>
-        <w:rPr>
-          <w:rFonts w:cstheme="minorHAnsi"/>
-        </w:rPr>
-        <w:t>clar</w:t>
-      </w:r>
-      <w:proofErr w:type="spellEnd"/>
-      <w:r>
-        <w:rPr>
-          <w:rFonts w:cstheme="minorHAnsi"/>
-        </w:rPr>
-        <w:t>:</w:t>
+      <w:r>
+        <w:rPr>
+          <w:rFonts w:cstheme="minorHAnsi"/>
+        </w:rPr>
+        <w:t>Soluția trebuie implementată respectând principiile programării orientate pe obiect și o arhitectură stratificată, care separă clar:</w:t>
       </w:r>
     </w:p>
     <w:p>
@@ -877,19 +117,11 @@
           <w:rFonts w:cstheme="minorHAnsi"/>
         </w:rPr>
       </w:pPr>
-      <w:proofErr w:type="spellStart"/>
-      <w:r>
-        <w:rPr>
-          <w:rFonts w:cstheme="minorHAnsi"/>
-        </w:rPr>
-        <w:t>modelul</w:t>
-      </w:r>
-      <w:proofErr w:type="spellEnd"/>
-      <w:r>
-        <w:rPr>
-          <w:rFonts w:cstheme="minorHAnsi"/>
-        </w:rPr>
-        <w:t xml:space="preserve"> de date,</w:t>
+      <w:r>
+        <w:rPr>
+          <w:rFonts w:cstheme="minorHAnsi"/>
+        </w:rPr>
+        <w:t>modelul de date,</w:t>
       </w:r>
     </w:p>
     <w:p>
@@ -909,19 +141,11 @@
           <w:rFonts w:cstheme="minorHAnsi"/>
         </w:rPr>
       </w:pPr>
-      <w:proofErr w:type="spellStart"/>
-      <w:r>
-        <w:rPr>
-          <w:rFonts w:cstheme="minorHAnsi"/>
-        </w:rPr>
-        <w:t>logica</w:t>
-      </w:r>
-      <w:proofErr w:type="spellEnd"/>
-      <w:r>
-        <w:rPr>
-          <w:rFonts w:cstheme="minorHAnsi"/>
-        </w:rPr>
-        <w:t xml:space="preserve"> de business,</w:t>
+      <w:r>
+        <w:rPr>
+          <w:rFonts w:cstheme="minorHAnsi"/>
+        </w:rPr>
+        <w:t>logica de business,</w:t>
       </w:r>
     </w:p>
     <w:p>
@@ -941,19 +165,11 @@
           <w:rFonts w:cstheme="minorHAnsi"/>
         </w:rPr>
       </w:pPr>
-      <w:proofErr w:type="spellStart"/>
-      <w:r>
-        <w:rPr>
-          <w:rFonts w:cstheme="minorHAnsi"/>
-        </w:rPr>
-        <w:t>accesul</w:t>
-      </w:r>
-      <w:proofErr w:type="spellEnd"/>
-      <w:r>
-        <w:rPr>
-          <w:rFonts w:cstheme="minorHAnsi"/>
-        </w:rPr>
-        <w:t xml:space="preserve"> la date,</w:t>
+      <w:r>
+        <w:rPr>
+          <w:rFonts w:cstheme="minorHAnsi"/>
+        </w:rPr>
+        <w:t>accesul la date,</w:t>
       </w:r>
     </w:p>
     <w:p>
@@ -973,33 +189,11 @@
           <w:rFonts w:cstheme="minorHAnsi"/>
         </w:rPr>
       </w:pPr>
-      <w:proofErr w:type="spellStart"/>
-      <w:r>
-        <w:rPr>
-          <w:rFonts w:cstheme="minorHAnsi"/>
-        </w:rPr>
-        <w:t>interfața</w:t>
-      </w:r>
-      <w:proofErr w:type="spellEnd"/>
-      <w:r>
-        <w:rPr>
-          <w:rFonts w:cstheme="minorHAnsi"/>
-        </w:rPr>
-        <w:t xml:space="preserve"> cu </w:t>
-      </w:r>
-      <w:proofErr w:type="spellStart"/>
-      <w:r>
-        <w:rPr>
-          <w:rFonts w:cstheme="minorHAnsi"/>
-        </w:rPr>
-        <w:t>utilizatorul</w:t>
-      </w:r>
-      <w:proofErr w:type="spellEnd"/>
-      <w:r>
-        <w:rPr>
-          <w:rFonts w:cstheme="minorHAnsi"/>
-        </w:rPr>
-        <w:t>.</w:t>
+      <w:r>
+        <w:rPr>
+          <w:rFonts w:cstheme="minorHAnsi"/>
+        </w:rPr>
+        <w:t>interfața cu utilizatorul.</w:t>
       </w:r>
     </w:p>
     <w:p>
@@ -1029,28 +223,12 @@
           <w:rFonts w:cstheme="minorHAnsi"/>
         </w:rPr>
       </w:pPr>
-      <w:proofErr w:type="spellStart"/>
-      <w:r>
-        <w:rPr>
-          <w:rFonts w:cstheme="minorHAnsi"/>
-        </w:rPr>
-        <w:t>Cerințe</w:t>
-      </w:r>
-      <w:proofErr w:type="spellEnd"/>
-      <w:r>
-        <w:rPr>
-          <w:rFonts w:cstheme="minorHAnsi"/>
-        </w:rPr>
-        <w:t xml:space="preserve"> </w:t>
-      </w:r>
-      <w:proofErr w:type="spellStart"/>
-      <w:r>
-        <w:rPr>
-          <w:rFonts w:cstheme="minorHAnsi"/>
-        </w:rPr>
-        <w:t>funcționale</w:t>
-      </w:r>
-      <w:proofErr w:type="spellEnd"/>
+      <w:r>
+        <w:rPr>
+          <w:rFonts w:cstheme="minorHAnsi"/>
+        </w:rPr>
+        <w:t>Cerințe funcționale</w:t>
+      </w:r>
     </w:p>
     <w:p>
       <w:pPr>
@@ -1069,244 +247,18 @@
           <w:rFonts w:cstheme="minorHAnsi"/>
         </w:rPr>
       </w:pPr>
-      <w:proofErr w:type="spellStart"/>
-      <w:r>
-        <w:rPr>
-          <w:rFonts w:cstheme="minorHAnsi"/>
-        </w:rPr>
-        <w:t>Aplicația</w:t>
-      </w:r>
-      <w:proofErr w:type="spellEnd"/>
-      <w:r>
-        <w:rPr>
-          <w:rFonts w:cstheme="minorHAnsi"/>
-        </w:rPr>
-        <w:t xml:space="preserve"> </w:t>
-      </w:r>
-      <w:proofErr w:type="spellStart"/>
-      <w:r>
-        <w:rPr>
-          <w:rFonts w:cstheme="minorHAnsi"/>
-        </w:rPr>
-        <w:t>trebuie</w:t>
-      </w:r>
-      <w:proofErr w:type="spellEnd"/>
-      <w:r>
-        <w:rPr>
-          <w:rFonts w:cstheme="minorHAnsi"/>
-        </w:rPr>
-        <w:t xml:space="preserve"> </w:t>
-      </w:r>
-      <w:proofErr w:type="spellStart"/>
-      <w:r>
-        <w:rPr>
-          <w:rFonts w:cstheme="minorHAnsi"/>
-        </w:rPr>
-        <w:t>să</w:t>
-      </w:r>
-      <w:proofErr w:type="spellEnd"/>
-      <w:r>
-        <w:rPr>
-          <w:rFonts w:cstheme="minorHAnsi"/>
-        </w:rPr>
-        <w:t xml:space="preserve"> </w:t>
-      </w:r>
-      <w:proofErr w:type="spellStart"/>
-      <w:r>
-        <w:rPr>
-          <w:rFonts w:cstheme="minorHAnsi"/>
-        </w:rPr>
-        <w:t>permită</w:t>
-      </w:r>
-      <w:proofErr w:type="spellEnd"/>
-      <w:r>
-        <w:rPr>
-          <w:rFonts w:cstheme="minorHAnsi"/>
-        </w:rPr>
-        <w:t xml:space="preserve"> </w:t>
-      </w:r>
-      <w:proofErr w:type="spellStart"/>
-      <w:r>
-        <w:rPr>
-          <w:rFonts w:cstheme="minorHAnsi"/>
-        </w:rPr>
-        <w:t>gestionarea</w:t>
-      </w:r>
-      <w:proofErr w:type="spellEnd"/>
-      <w:r>
-        <w:rPr>
-          <w:rFonts w:cstheme="minorHAnsi"/>
-        </w:rPr>
-        <w:t xml:space="preserve"> </w:t>
-      </w:r>
-      <w:proofErr w:type="spellStart"/>
-      <w:r>
-        <w:rPr>
-          <w:rFonts w:cstheme="minorHAnsi"/>
-        </w:rPr>
-        <w:t>produselor</w:t>
-      </w:r>
-      <w:proofErr w:type="spellEnd"/>
-      <w:r>
-        <w:rPr>
-          <w:rFonts w:cstheme="minorHAnsi"/>
-        </w:rPr>
-        <w:t xml:space="preserve"> </w:t>
-      </w:r>
-      <w:r>
-        <w:rPr>
-          <w:rFonts w:cstheme="minorHAnsi"/>
-        </w:rPr>
-        <w:t xml:space="preserve">Un </w:t>
-      </w:r>
-      <w:proofErr w:type="spellStart"/>
-      <w:r>
-        <w:rPr>
-          <w:rFonts w:cstheme="minorHAnsi"/>
-        </w:rPr>
-        <w:t>produs</w:t>
-      </w:r>
-      <w:proofErr w:type="spellEnd"/>
-      <w:r>
-        <w:rPr>
-          <w:rFonts w:cstheme="minorHAnsi"/>
-        </w:rPr>
-        <w:t xml:space="preserve"> </w:t>
-      </w:r>
-      <w:proofErr w:type="spellStart"/>
-      <w:r>
-        <w:rPr>
-          <w:rFonts w:cstheme="minorHAnsi"/>
-        </w:rPr>
-        <w:t>este</w:t>
-      </w:r>
-      <w:proofErr w:type="spellEnd"/>
-      <w:r>
-        <w:rPr>
-          <w:rFonts w:cstheme="minorHAnsi"/>
-        </w:rPr>
-        <w:t xml:space="preserve"> </w:t>
-      </w:r>
-      <w:proofErr w:type="spellStart"/>
-      <w:r>
-        <w:rPr>
-          <w:rFonts w:cstheme="minorHAnsi"/>
-        </w:rPr>
-        <w:t>definit</w:t>
-      </w:r>
-      <w:proofErr w:type="spellEnd"/>
-      <w:r>
-        <w:rPr>
-          <w:rFonts w:cstheme="minorHAnsi"/>
-        </w:rPr>
-        <w:t xml:space="preserve"> </w:t>
-      </w:r>
-      <w:proofErr w:type="spellStart"/>
-      <w:r>
-        <w:rPr>
-          <w:rFonts w:cstheme="minorHAnsi"/>
-        </w:rPr>
-        <w:t>prin</w:t>
-      </w:r>
-      <w:proofErr w:type="spellEnd"/>
-      <w:r>
-        <w:rPr>
-          <w:rFonts w:cstheme="minorHAnsi"/>
-        </w:rPr>
-        <w:t xml:space="preserve">: ID </w:t>
-      </w:r>
-      <w:proofErr w:type="spellStart"/>
-      <w:r>
-        <w:rPr>
-          <w:rFonts w:cstheme="minorHAnsi"/>
-        </w:rPr>
-        <w:t>unic</w:t>
-      </w:r>
-      <w:proofErr w:type="spellEnd"/>
-      <w:r>
-        <w:rPr>
-          <w:rFonts w:cstheme="minorHAnsi"/>
-        </w:rPr>
-        <w:t xml:space="preserve"> (integer), </w:t>
-      </w:r>
-      <w:proofErr w:type="spellStart"/>
-      <w:r>
-        <w:rPr>
-          <w:rFonts w:cstheme="minorHAnsi"/>
-        </w:rPr>
-        <w:t>Nume</w:t>
-      </w:r>
-      <w:proofErr w:type="spellEnd"/>
-      <w:r>
-        <w:rPr>
-          <w:rFonts w:cstheme="minorHAnsi"/>
-        </w:rPr>
-        <w:t xml:space="preserve"> (string), </w:t>
-      </w:r>
-      <w:proofErr w:type="spellStart"/>
-      <w:r>
-        <w:rPr>
-          <w:rFonts w:cstheme="minorHAnsi"/>
-        </w:rPr>
-        <w:t>Preț</w:t>
-      </w:r>
-      <w:proofErr w:type="spellEnd"/>
-      <w:r>
-        <w:rPr>
-          <w:rFonts w:cstheme="minorHAnsi"/>
-        </w:rPr>
-        <w:t xml:space="preserve"> (double), Tip, </w:t>
-      </w:r>
-      <w:proofErr w:type="spellStart"/>
-      <w:r>
-        <w:rPr>
-          <w:rFonts w:cstheme="minorHAnsi"/>
-        </w:rPr>
-        <w:t>Categorie</w:t>
-      </w:r>
-      <w:proofErr w:type="spellEnd"/>
-      <w:r>
-        <w:rPr>
-          <w:rFonts w:cstheme="minorHAnsi"/>
-        </w:rPr>
-        <w:t xml:space="preserve"> </w:t>
-      </w:r>
-      <w:proofErr w:type="spellStart"/>
-      <w:r>
-        <w:rPr>
-          <w:rFonts w:cstheme="minorHAnsi"/>
-        </w:rPr>
-        <w:t>și</w:t>
-      </w:r>
-      <w:proofErr w:type="spellEnd"/>
-      <w:r>
-        <w:rPr>
-          <w:rFonts w:cstheme="minorHAnsi"/>
-        </w:rPr>
-        <w:t xml:space="preserve"> o </w:t>
-      </w:r>
-      <w:proofErr w:type="spellStart"/>
-      <w:r>
-        <w:rPr>
-          <w:rFonts w:cstheme="minorHAnsi"/>
-        </w:rPr>
-        <w:t>Descriere</w:t>
-      </w:r>
-      <w:proofErr w:type="spellEnd"/>
-      <w:r>
-        <w:rPr>
-          <w:rFonts w:cstheme="minorHAnsi"/>
-        </w:rPr>
-        <w:t xml:space="preserve"> </w:t>
-      </w:r>
-      <w:proofErr w:type="spellStart"/>
-      <w:r>
-        <w:rPr>
-          <w:rFonts w:cstheme="minorHAnsi"/>
-        </w:rPr>
-        <w:t>opțională</w:t>
-      </w:r>
-      <w:proofErr w:type="spellEnd"/>
+      <w:r>
+        <w:rPr>
+          <w:rFonts w:cstheme="minorHAnsi"/>
+        </w:rPr>
+        <w:t xml:space="preserve">Aplicația trebuie să permită gestionarea produselor </w:t>
+      </w:r>
+      <w:r>
+        <w:rPr>
+          <w:rFonts w:cstheme="minorHAnsi"/>
+        </w:rPr>
+        <w:t>Un produs este definit prin: ID unic (integer), Nume (string), Preț (double), Tip, Categorie și o Descriere opțională</w:t>
+      </w:r>
       <w:r>
         <w:rPr>
           <w:rFonts w:cstheme="minorHAnsi"/>
@@ -1331,33 +283,11 @@
           <w:rFonts w:cstheme="minorHAnsi"/>
         </w:rPr>
       </w:pPr>
-      <w:proofErr w:type="spellStart"/>
-      <w:r>
-        <w:rPr>
-          <w:rFonts w:cstheme="minorHAnsi"/>
-        </w:rPr>
-        <w:t>adăugare</w:t>
-      </w:r>
-      <w:proofErr w:type="spellEnd"/>
-      <w:r>
-        <w:rPr>
-          <w:rFonts w:cstheme="minorHAnsi"/>
-        </w:rPr>
-        <w:t xml:space="preserve"> </w:t>
-      </w:r>
-      <w:proofErr w:type="spellStart"/>
-      <w:r>
-        <w:rPr>
-          <w:rFonts w:cstheme="minorHAnsi"/>
-        </w:rPr>
-        <w:t>produs</w:t>
-      </w:r>
-      <w:proofErr w:type="spellEnd"/>
-      <w:r>
-        <w:rPr>
-          <w:rFonts w:cstheme="minorHAnsi"/>
-        </w:rPr>
-        <w:t xml:space="preserve"> nou;</w:t>
+      <w:r>
+        <w:rPr>
+          <w:rFonts w:cstheme="minorHAnsi"/>
+        </w:rPr>
+        <w:t>adăugare produs nou;</w:t>
       </w:r>
     </w:p>
     <w:p>
@@ -1377,33 +307,11 @@
           <w:rFonts w:cstheme="minorHAnsi"/>
         </w:rPr>
       </w:pPr>
-      <w:proofErr w:type="spellStart"/>
-      <w:r>
-        <w:rPr>
-          <w:rFonts w:cstheme="minorHAnsi"/>
-        </w:rPr>
-        <w:t>modificare</w:t>
-      </w:r>
-      <w:proofErr w:type="spellEnd"/>
-      <w:r>
-        <w:rPr>
-          <w:rFonts w:cstheme="minorHAnsi"/>
-        </w:rPr>
-        <w:t xml:space="preserve"> </w:t>
-      </w:r>
-      <w:proofErr w:type="spellStart"/>
-      <w:r>
-        <w:rPr>
-          <w:rFonts w:cstheme="minorHAnsi"/>
-        </w:rPr>
-        <w:t>produs</w:t>
-      </w:r>
-      <w:proofErr w:type="spellEnd"/>
-      <w:r>
-        <w:rPr>
-          <w:rFonts w:cstheme="minorHAnsi"/>
-        </w:rPr>
-        <w:t xml:space="preserve"> existent;</w:t>
+      <w:r>
+        <w:rPr>
+          <w:rFonts w:cstheme="minorHAnsi"/>
+        </w:rPr>
+        <w:t>modificare produs existent;</w:t>
       </w:r>
     </w:p>
     <w:p>
@@ -1423,33 +331,11 @@
           <w:rFonts w:cstheme="minorHAnsi"/>
         </w:rPr>
       </w:pPr>
-      <w:proofErr w:type="spellStart"/>
-      <w:r>
-        <w:rPr>
-          <w:rFonts w:cstheme="minorHAnsi"/>
-        </w:rPr>
-        <w:t>ștergere</w:t>
-      </w:r>
-      <w:proofErr w:type="spellEnd"/>
-      <w:r>
-        <w:rPr>
-          <w:rFonts w:cstheme="minorHAnsi"/>
-        </w:rPr>
-        <w:t xml:space="preserve"> </w:t>
-      </w:r>
-      <w:proofErr w:type="spellStart"/>
-      <w:r>
-        <w:rPr>
-          <w:rFonts w:cstheme="minorHAnsi"/>
-        </w:rPr>
-        <w:t>produs</w:t>
-      </w:r>
-      <w:proofErr w:type="spellEnd"/>
-      <w:r>
-        <w:rPr>
-          <w:rFonts w:cstheme="minorHAnsi"/>
-        </w:rPr>
-        <w:t>;</w:t>
+      <w:r>
+        <w:rPr>
+          <w:rFonts w:cstheme="minorHAnsi"/>
+        </w:rPr>
+        <w:t>ștergere produs;</w:t>
       </w:r>
     </w:p>
     <w:p>
@@ -1469,47 +355,11 @@
           <w:rFonts w:cstheme="minorHAnsi"/>
         </w:rPr>
       </w:pPr>
-      <w:proofErr w:type="spellStart"/>
-      <w:r>
-        <w:rPr>
-          <w:rFonts w:cstheme="minorHAnsi"/>
-        </w:rPr>
-        <w:t>afișare</w:t>
-      </w:r>
-      <w:proofErr w:type="spellEnd"/>
-      <w:r>
-        <w:rPr>
-          <w:rFonts w:cstheme="minorHAnsi"/>
-        </w:rPr>
-        <w:t xml:space="preserve"> </w:t>
-      </w:r>
-      <w:proofErr w:type="spellStart"/>
-      <w:r>
-        <w:rPr>
-          <w:rFonts w:cstheme="minorHAnsi"/>
-        </w:rPr>
-        <w:t>listă</w:t>
-      </w:r>
-      <w:proofErr w:type="spellEnd"/>
-      <w:r>
-        <w:rPr>
-          <w:rFonts w:cstheme="minorHAnsi"/>
-        </w:rPr>
-        <w:t xml:space="preserve"> </w:t>
-      </w:r>
-      <w:proofErr w:type="spellStart"/>
-      <w:r>
-        <w:rPr>
-          <w:rFonts w:cstheme="minorHAnsi"/>
-        </w:rPr>
-        <w:t>produse</w:t>
-      </w:r>
-      <w:proofErr w:type="spellEnd"/>
-      <w:r>
-        <w:rPr>
-          <w:rFonts w:cstheme="minorHAnsi"/>
-        </w:rPr>
-        <w:t>.</w:t>
+      <w:r>
+        <w:rPr>
+          <w:rFonts w:cstheme="minorHAnsi"/>
+        </w:rPr>
+        <w:t>afișare listă produse.</w:t>
       </w:r>
     </w:p>
     <w:p>
@@ -1529,131 +379,11 @@
           <w:rFonts w:cstheme="minorHAnsi"/>
         </w:rPr>
       </w:pPr>
-      <w:proofErr w:type="spellStart"/>
-      <w:r>
-        <w:rPr>
-          <w:rFonts w:cstheme="minorHAnsi"/>
-        </w:rPr>
-        <w:t>Fiecare</w:t>
-      </w:r>
-      <w:proofErr w:type="spellEnd"/>
-      <w:r>
-        <w:rPr>
-          <w:rFonts w:cstheme="minorHAnsi"/>
-        </w:rPr>
-        <w:t xml:space="preserve"> </w:t>
-      </w:r>
-      <w:proofErr w:type="spellStart"/>
-      <w:r>
-        <w:rPr>
-          <w:rFonts w:cstheme="minorHAnsi"/>
-        </w:rPr>
-        <w:t>produs</w:t>
-      </w:r>
-      <w:proofErr w:type="spellEnd"/>
-      <w:r>
-        <w:rPr>
-          <w:rFonts w:cstheme="minorHAnsi"/>
-        </w:rPr>
-        <w:t xml:space="preserve"> </w:t>
-      </w:r>
-      <w:proofErr w:type="spellStart"/>
-      <w:r>
-        <w:rPr>
-          <w:rFonts w:cstheme="minorHAnsi"/>
-        </w:rPr>
-        <w:t>trebuie</w:t>
-      </w:r>
-      <w:proofErr w:type="spellEnd"/>
-      <w:r>
-        <w:rPr>
-          <w:rFonts w:cstheme="minorHAnsi"/>
-        </w:rPr>
-        <w:t xml:space="preserve"> </w:t>
-      </w:r>
-      <w:proofErr w:type="spellStart"/>
-      <w:r>
-        <w:rPr>
-          <w:rFonts w:cstheme="minorHAnsi"/>
-        </w:rPr>
-        <w:t>să</w:t>
-      </w:r>
-      <w:proofErr w:type="spellEnd"/>
-      <w:r>
-        <w:rPr>
-          <w:rFonts w:cstheme="minorHAnsi"/>
-        </w:rPr>
-        <w:t xml:space="preserve"> </w:t>
-      </w:r>
-      <w:proofErr w:type="spellStart"/>
-      <w:r>
-        <w:rPr>
-          <w:rFonts w:cstheme="minorHAnsi"/>
-        </w:rPr>
-        <w:t>aparțină</w:t>
-      </w:r>
-      <w:proofErr w:type="spellEnd"/>
-      <w:r>
-        <w:rPr>
-          <w:rFonts w:cstheme="minorHAnsi"/>
-        </w:rPr>
-        <w:t xml:space="preserve"> </w:t>
-      </w:r>
-      <w:proofErr w:type="spellStart"/>
-      <w:r>
-        <w:rPr>
-          <w:rFonts w:cstheme="minorHAnsi"/>
-        </w:rPr>
-        <w:t>unui</w:t>
-      </w:r>
-      <w:proofErr w:type="spellEnd"/>
-      <w:r>
-        <w:rPr>
-          <w:rFonts w:cstheme="minorHAnsi"/>
-        </w:rPr>
-        <w:t xml:space="preserve"> tip </w:t>
-      </w:r>
-      <w:proofErr w:type="spellStart"/>
-      <w:r>
-        <w:rPr>
-          <w:rFonts w:cstheme="minorHAnsi"/>
-        </w:rPr>
-        <w:t>și</w:t>
-      </w:r>
-      <w:proofErr w:type="spellEnd"/>
-      <w:r>
-        <w:rPr>
-          <w:rFonts w:cstheme="minorHAnsi"/>
-        </w:rPr>
-        <w:t xml:space="preserve"> </w:t>
-      </w:r>
-      <w:proofErr w:type="spellStart"/>
-      <w:r>
-        <w:rPr>
-          <w:rFonts w:cstheme="minorHAnsi"/>
-        </w:rPr>
-        <w:t>unei</w:t>
-      </w:r>
-      <w:proofErr w:type="spellEnd"/>
-      <w:r>
-        <w:rPr>
-          <w:rFonts w:cstheme="minorHAnsi"/>
-        </w:rPr>
-        <w:t xml:space="preserve"> </w:t>
-      </w:r>
-      <w:proofErr w:type="spellStart"/>
-      <w:r>
-        <w:rPr>
-          <w:rFonts w:cstheme="minorHAnsi"/>
-        </w:rPr>
-        <w:t>categorii</w:t>
-      </w:r>
-      <w:proofErr w:type="spellEnd"/>
-      <w:r>
-        <w:rPr>
-          <w:rFonts w:cstheme="minorHAnsi"/>
-        </w:rPr>
-        <w:t>.</w:t>
+      <w:r>
+        <w:rPr>
+          <w:rFonts w:cstheme="minorHAnsi"/>
+        </w:rPr>
+        <w:t>Fiecare produs trebuie să aparțină unui tip și unei categorii.</w:t>
       </w:r>
     </w:p>
     <w:p>
@@ -1673,145 +403,11 @@
           <w:rFonts w:cstheme="minorHAnsi"/>
         </w:rPr>
       </w:pPr>
-      <w:proofErr w:type="spellStart"/>
-      <w:r>
-        <w:rPr>
-          <w:rFonts w:cstheme="minorHAnsi"/>
-        </w:rPr>
-        <w:t>Utilizatorul</w:t>
-      </w:r>
-      <w:proofErr w:type="spellEnd"/>
-      <w:r>
-        <w:rPr>
-          <w:rFonts w:cstheme="minorHAnsi"/>
-        </w:rPr>
-        <w:t xml:space="preserve"> </w:t>
-      </w:r>
-      <w:proofErr w:type="spellStart"/>
-      <w:r>
-        <w:rPr>
-          <w:rFonts w:cstheme="minorHAnsi"/>
-        </w:rPr>
-        <w:t>poate</w:t>
-      </w:r>
-      <w:proofErr w:type="spellEnd"/>
-      <w:r>
-        <w:rPr>
-          <w:rFonts w:cstheme="minorHAnsi"/>
-        </w:rPr>
-        <w:t xml:space="preserve"> </w:t>
-      </w:r>
-      <w:proofErr w:type="spellStart"/>
-      <w:r>
-        <w:rPr>
-          <w:rFonts w:cstheme="minorHAnsi"/>
-        </w:rPr>
-        <w:t>adăuga</w:t>
-      </w:r>
-      <w:proofErr w:type="spellEnd"/>
-      <w:r>
-        <w:rPr>
-          <w:rFonts w:cstheme="minorHAnsi"/>
-        </w:rPr>
-        <w:t xml:space="preserve">, </w:t>
-      </w:r>
-      <w:proofErr w:type="spellStart"/>
-      <w:r>
-        <w:rPr>
-          <w:rFonts w:cstheme="minorHAnsi"/>
-        </w:rPr>
-        <w:t>modifica</w:t>
-      </w:r>
-      <w:proofErr w:type="spellEnd"/>
-      <w:r>
-        <w:rPr>
-          <w:rFonts w:cstheme="minorHAnsi"/>
-        </w:rPr>
-        <w:t xml:space="preserve"> </w:t>
-      </w:r>
-      <w:proofErr w:type="spellStart"/>
-      <w:r>
-        <w:rPr>
-          <w:rFonts w:cstheme="minorHAnsi"/>
-        </w:rPr>
-        <w:t>și</w:t>
-      </w:r>
-      <w:proofErr w:type="spellEnd"/>
-      <w:r>
-        <w:rPr>
-          <w:rFonts w:cstheme="minorHAnsi"/>
-        </w:rPr>
-        <w:t xml:space="preserve"> </w:t>
-      </w:r>
-      <w:proofErr w:type="spellStart"/>
-      <w:r>
-        <w:rPr>
-          <w:rFonts w:cstheme="minorHAnsi"/>
-        </w:rPr>
-        <w:t>șterge</w:t>
-      </w:r>
-      <w:proofErr w:type="spellEnd"/>
-      <w:r>
-        <w:rPr>
-          <w:rFonts w:cstheme="minorHAnsi"/>
-        </w:rPr>
-        <w:t xml:space="preserve"> </w:t>
-      </w:r>
-      <w:proofErr w:type="spellStart"/>
-      <w:r>
-        <w:rPr>
-          <w:rFonts w:cstheme="minorHAnsi"/>
-        </w:rPr>
-        <w:t>tipuri</w:t>
-      </w:r>
-      <w:proofErr w:type="spellEnd"/>
-      <w:r>
-        <w:rPr>
-          <w:rFonts w:cstheme="minorHAnsi"/>
-        </w:rPr>
-        <w:t xml:space="preserve"> </w:t>
-      </w:r>
-      <w:proofErr w:type="spellStart"/>
-      <w:r>
-        <w:rPr>
-          <w:rFonts w:cstheme="minorHAnsi"/>
-        </w:rPr>
-        <w:t>și</w:t>
-      </w:r>
-      <w:proofErr w:type="spellEnd"/>
-      <w:r>
-        <w:rPr>
-          <w:rFonts w:cstheme="minorHAnsi"/>
-        </w:rPr>
-        <w:t xml:space="preserve"> </w:t>
-      </w:r>
-      <w:proofErr w:type="spellStart"/>
-      <w:r>
-        <w:rPr>
-          <w:rFonts w:cstheme="minorHAnsi"/>
-        </w:rPr>
-        <w:t>categorii</w:t>
-      </w:r>
-      <w:proofErr w:type="spellEnd"/>
-      <w:r>
-        <w:rPr>
-          <w:rFonts w:cstheme="minorHAnsi"/>
-        </w:rPr>
-        <w:t xml:space="preserve"> de </w:t>
-      </w:r>
-      <w:proofErr w:type="spellStart"/>
-      <w:r>
-        <w:rPr>
-          <w:rFonts w:cstheme="minorHAnsi"/>
-        </w:rPr>
-        <w:t>băuturi</w:t>
-      </w:r>
-      <w:proofErr w:type="spellEnd"/>
-      <w:r>
-        <w:rPr>
-          <w:rFonts w:cstheme="minorHAnsi"/>
-        </w:rPr>
-        <w:t>.</w:t>
+      <w:r>
+        <w:rPr>
+          <w:rFonts w:cstheme="minorHAnsi"/>
+        </w:rPr>
+        <w:t>Utilizatorul poate adăuga, modifica și șterge tipuri și categorii de băuturi.</w:t>
       </w:r>
     </w:p>
     <w:p>
@@ -1831,117 +427,11 @@
           <w:rFonts w:cstheme="minorHAnsi"/>
         </w:rPr>
       </w:pPr>
-      <w:proofErr w:type="spellStart"/>
-      <w:r>
-        <w:rPr>
-          <w:rFonts w:cstheme="minorHAnsi"/>
-        </w:rPr>
-        <w:t>Aplicația</w:t>
-      </w:r>
-      <w:proofErr w:type="spellEnd"/>
-      <w:r>
-        <w:rPr>
-          <w:rFonts w:cstheme="minorHAnsi"/>
-        </w:rPr>
-        <w:t xml:space="preserve"> </w:t>
-      </w:r>
-      <w:proofErr w:type="spellStart"/>
-      <w:r>
-        <w:rPr>
-          <w:rFonts w:cstheme="minorHAnsi"/>
-        </w:rPr>
-        <w:t>trebuie</w:t>
-      </w:r>
-      <w:proofErr w:type="spellEnd"/>
-      <w:r>
-        <w:rPr>
-          <w:rFonts w:cstheme="minorHAnsi"/>
-        </w:rPr>
-        <w:t xml:space="preserve"> </w:t>
-      </w:r>
-      <w:proofErr w:type="spellStart"/>
-      <w:r>
-        <w:rPr>
-          <w:rFonts w:cstheme="minorHAnsi"/>
-        </w:rPr>
-        <w:t>să</w:t>
-      </w:r>
-      <w:proofErr w:type="spellEnd"/>
-      <w:r>
-        <w:rPr>
-          <w:rFonts w:cstheme="minorHAnsi"/>
-        </w:rPr>
-        <w:t xml:space="preserve"> </w:t>
-      </w:r>
-      <w:proofErr w:type="spellStart"/>
-      <w:r>
-        <w:rPr>
-          <w:rFonts w:cstheme="minorHAnsi"/>
-        </w:rPr>
-        <w:t>permită</w:t>
-      </w:r>
-      <w:proofErr w:type="spellEnd"/>
-      <w:r>
-        <w:rPr>
-          <w:rFonts w:cstheme="minorHAnsi"/>
-        </w:rPr>
-        <w:t xml:space="preserve"> </w:t>
-      </w:r>
-      <w:proofErr w:type="spellStart"/>
-      <w:r>
-        <w:rPr>
-          <w:rFonts w:cstheme="minorHAnsi"/>
-        </w:rPr>
-        <w:t>definirea</w:t>
-      </w:r>
-      <w:proofErr w:type="spellEnd"/>
-      <w:r>
-        <w:rPr>
-          <w:rFonts w:cstheme="minorHAnsi"/>
-        </w:rPr>
-        <w:t xml:space="preserve"> </w:t>
-      </w:r>
-      <w:proofErr w:type="spellStart"/>
-      <w:r>
-        <w:rPr>
-          <w:rFonts w:cstheme="minorHAnsi"/>
-        </w:rPr>
-        <w:t>rețetelor</w:t>
-      </w:r>
-      <w:proofErr w:type="spellEnd"/>
-      <w:r>
-        <w:rPr>
-          <w:rFonts w:cstheme="minorHAnsi"/>
-        </w:rPr>
-        <w:t xml:space="preserve"> </w:t>
-      </w:r>
-      <w:proofErr w:type="spellStart"/>
-      <w:r>
-        <w:rPr>
-          <w:rFonts w:cstheme="minorHAnsi"/>
-        </w:rPr>
-        <w:t>pentru</w:t>
-      </w:r>
-      <w:proofErr w:type="spellEnd"/>
-      <w:r>
-        <w:rPr>
-          <w:rFonts w:cstheme="minorHAnsi"/>
-        </w:rPr>
-        <w:t xml:space="preserve"> </w:t>
-      </w:r>
-      <w:proofErr w:type="spellStart"/>
-      <w:r>
-        <w:rPr>
-          <w:rFonts w:cstheme="minorHAnsi"/>
-        </w:rPr>
-        <w:t>produse</w:t>
-      </w:r>
-      <w:proofErr w:type="spellEnd"/>
-      <w:r>
-        <w:rPr>
-          <w:rFonts w:cstheme="minorHAnsi"/>
-        </w:rPr>
-        <w:t>:</w:t>
+      <w:r>
+        <w:rPr>
+          <w:rFonts w:cstheme="minorHAnsi"/>
+        </w:rPr>
+        <w:t>Aplicația trebuie să permită definirea rețetelor pentru produse:</w:t>
       </w:r>
     </w:p>
     <w:p>
@@ -1961,103 +451,11 @@
           <w:rFonts w:cstheme="minorHAnsi"/>
         </w:rPr>
       </w:pPr>
-      <w:proofErr w:type="spellStart"/>
-      <w:r>
-        <w:rPr>
-          <w:rFonts w:cstheme="minorHAnsi"/>
-        </w:rPr>
-        <w:t>fiecare</w:t>
-      </w:r>
-      <w:proofErr w:type="spellEnd"/>
-      <w:r>
-        <w:rPr>
-          <w:rFonts w:cstheme="minorHAnsi"/>
-        </w:rPr>
-        <w:t xml:space="preserve"> </w:t>
-      </w:r>
-      <w:proofErr w:type="spellStart"/>
-      <w:r>
-        <w:rPr>
-          <w:rFonts w:cstheme="minorHAnsi"/>
-        </w:rPr>
-        <w:t>rețetă</w:t>
-      </w:r>
-      <w:proofErr w:type="spellEnd"/>
-      <w:r>
-        <w:rPr>
-          <w:rFonts w:cstheme="minorHAnsi"/>
-        </w:rPr>
-        <w:t xml:space="preserve"> </w:t>
-      </w:r>
-      <w:proofErr w:type="spellStart"/>
-      <w:r>
-        <w:rPr>
-          <w:rFonts w:cstheme="minorHAnsi"/>
-        </w:rPr>
-        <w:t>este</w:t>
-      </w:r>
-      <w:proofErr w:type="spellEnd"/>
-      <w:r>
-        <w:rPr>
-          <w:rFonts w:cstheme="minorHAnsi"/>
-        </w:rPr>
-        <w:t xml:space="preserve"> </w:t>
-      </w:r>
-      <w:proofErr w:type="spellStart"/>
-      <w:r>
-        <w:rPr>
-          <w:rFonts w:cstheme="minorHAnsi"/>
-        </w:rPr>
-        <w:t>compusă</w:t>
-      </w:r>
-      <w:proofErr w:type="spellEnd"/>
-      <w:r>
-        <w:rPr>
-          <w:rFonts w:cstheme="minorHAnsi"/>
-        </w:rPr>
-        <w:t xml:space="preserve"> din </w:t>
-      </w:r>
-      <w:proofErr w:type="spellStart"/>
-      <w:r>
-        <w:rPr>
-          <w:rFonts w:cstheme="minorHAnsi"/>
-        </w:rPr>
-        <w:t>mai</w:t>
-      </w:r>
-      <w:proofErr w:type="spellEnd"/>
-      <w:r>
-        <w:rPr>
-          <w:rFonts w:cstheme="minorHAnsi"/>
-        </w:rPr>
-        <w:t xml:space="preserve"> </w:t>
-      </w:r>
-      <w:proofErr w:type="spellStart"/>
-      <w:r>
-        <w:rPr>
-          <w:rFonts w:cstheme="minorHAnsi"/>
-        </w:rPr>
-        <w:t>multe</w:t>
-      </w:r>
-      <w:proofErr w:type="spellEnd"/>
-      <w:r>
-        <w:rPr>
-          <w:rFonts w:cstheme="minorHAnsi"/>
-        </w:rPr>
-        <w:t xml:space="preserve"> </w:t>
-      </w:r>
-      <w:proofErr w:type="spellStart"/>
-      <w:r>
-        <w:rPr>
-          <w:rFonts w:cstheme="minorHAnsi"/>
-        </w:rPr>
-        <w:t>ingrediente</w:t>
-      </w:r>
-      <w:proofErr w:type="spellEnd"/>
-      <w:r>
-        <w:rPr>
-          <w:rFonts w:cstheme="minorHAnsi"/>
-        </w:rPr>
-        <w:t>;</w:t>
+      <w:r>
+        <w:rPr>
+          <w:rFonts w:cstheme="minorHAnsi"/>
+        </w:rPr>
+        <w:t>fiecare rețetă este compusă din mai multe ingrediente;</w:t>
       </w:r>
     </w:p>
     <w:p>
@@ -2077,61 +475,11 @@
           <w:rFonts w:cstheme="minorHAnsi"/>
         </w:rPr>
       </w:pPr>
-      <w:proofErr w:type="spellStart"/>
-      <w:r>
-        <w:rPr>
-          <w:rFonts w:cstheme="minorHAnsi"/>
-        </w:rPr>
-        <w:t>pentru</w:t>
-      </w:r>
-      <w:proofErr w:type="spellEnd"/>
-      <w:r>
-        <w:rPr>
-          <w:rFonts w:cstheme="minorHAnsi"/>
-        </w:rPr>
-        <w:t xml:space="preserve"> </w:t>
-      </w:r>
-      <w:proofErr w:type="spellStart"/>
-      <w:r>
-        <w:rPr>
-          <w:rFonts w:cstheme="minorHAnsi"/>
-        </w:rPr>
-        <w:t>fiecare</w:t>
-      </w:r>
-      <w:proofErr w:type="spellEnd"/>
-      <w:r>
-        <w:rPr>
-          <w:rFonts w:cstheme="minorHAnsi"/>
-        </w:rPr>
-        <w:t xml:space="preserve"> ingredient se </w:t>
-      </w:r>
-      <w:proofErr w:type="spellStart"/>
-      <w:r>
-        <w:rPr>
-          <w:rFonts w:cstheme="minorHAnsi"/>
-        </w:rPr>
-        <w:t>specifică</w:t>
-      </w:r>
-      <w:proofErr w:type="spellEnd"/>
-      <w:r>
-        <w:rPr>
-          <w:rFonts w:cstheme="minorHAnsi"/>
-        </w:rPr>
-        <w:t xml:space="preserve"> o </w:t>
-      </w:r>
-      <w:proofErr w:type="spellStart"/>
-      <w:r>
-        <w:rPr>
-          <w:rFonts w:cstheme="minorHAnsi"/>
-        </w:rPr>
-        <w:t>cantitate</w:t>
-      </w:r>
-      <w:proofErr w:type="spellEnd"/>
-      <w:r>
-        <w:rPr>
-          <w:rFonts w:cstheme="minorHAnsi"/>
-        </w:rPr>
-        <w:t>.</w:t>
+      <w:r>
+        <w:rPr>
+          <w:rFonts w:cstheme="minorHAnsi"/>
+        </w:rPr>
+        <w:t>pentru fiecare ingredient se specifică o cantitate.</w:t>
       </w:r>
     </w:p>
     <w:p>
@@ -2151,77 +499,12 @@
           <w:rFonts w:cstheme="minorHAnsi"/>
         </w:rPr>
       </w:pPr>
-      <w:proofErr w:type="spellStart"/>
-      <w:r>
-        <w:rPr>
-          <w:rFonts w:cstheme="minorHAnsi"/>
-        </w:rPr>
-        <w:t>Aplicația</w:t>
-      </w:r>
-      <w:proofErr w:type="spellEnd"/>
-      <w:r>
-        <w:rPr>
-          <w:rFonts w:cstheme="minorHAnsi"/>
-        </w:rPr>
-        <w:t xml:space="preserve"> </w:t>
-      </w:r>
-      <w:proofErr w:type="spellStart"/>
-      <w:r>
-        <w:rPr>
-          <w:rFonts w:cstheme="minorHAnsi"/>
-        </w:rPr>
-        <w:t>trebuie</w:t>
-      </w:r>
-      <w:proofErr w:type="spellEnd"/>
-      <w:r>
-        <w:rPr>
-          <w:rFonts w:cstheme="minorHAnsi"/>
-        </w:rPr>
-        <w:t xml:space="preserve"> </w:t>
-      </w:r>
-      <w:proofErr w:type="spellStart"/>
-      <w:r>
-        <w:rPr>
-          <w:rFonts w:cstheme="minorHAnsi"/>
-        </w:rPr>
-        <w:t>să</w:t>
-      </w:r>
-      <w:proofErr w:type="spellEnd"/>
-      <w:r>
-        <w:rPr>
-          <w:rFonts w:cstheme="minorHAnsi"/>
-        </w:rPr>
-        <w:t xml:space="preserve"> </w:t>
-      </w:r>
-      <w:proofErr w:type="spellStart"/>
-      <w:r>
-        <w:rPr>
-          <w:rFonts w:cstheme="minorHAnsi"/>
-        </w:rPr>
-        <w:t>gestioneze</w:t>
-      </w:r>
-      <w:proofErr w:type="spellEnd"/>
-      <w:r>
-        <w:rPr>
-          <w:rFonts w:cstheme="minorHAnsi"/>
-        </w:rPr>
-        <w:t xml:space="preserve"> </w:t>
-      </w:r>
-      <w:proofErr w:type="spellStart"/>
-      <w:r>
-        <w:rPr>
-          <w:rFonts w:cstheme="minorHAnsi"/>
-        </w:rPr>
-        <w:t>stocurile</w:t>
-      </w:r>
-      <w:proofErr w:type="spellEnd"/>
-      <w:r>
-        <w:rPr>
-          <w:rFonts w:cstheme="minorHAnsi"/>
-        </w:rPr>
-        <w:t xml:space="preserve"> de </w:t>
-      </w:r>
-      <w:proofErr w:type="spellStart"/>
+      <w:r>
+        <w:rPr>
+          <w:rFonts w:cstheme="minorHAnsi"/>
+        </w:rPr>
+        <w:t xml:space="preserve">Aplicația trebuie să gestioneze stocurile de </w:t>
+      </w:r>
       <w:r>
         <w:rPr>
           <w:rFonts w:cstheme="minorHAnsi"/>
@@ -2232,202 +515,7 @@
         <w:rPr>
           <w:rFonts w:cstheme="minorHAnsi"/>
         </w:rPr>
-        <w:t>La</w:t>
-      </w:r>
-      <w:proofErr w:type="spellEnd"/>
-      <w:r>
-        <w:rPr>
-          <w:rFonts w:cstheme="minorHAnsi"/>
-        </w:rPr>
-        <w:t xml:space="preserve"> </w:t>
-      </w:r>
-      <w:proofErr w:type="spellStart"/>
-      <w:r>
-        <w:rPr>
-          <w:rFonts w:cstheme="minorHAnsi"/>
-        </w:rPr>
-        <w:t>crearea</w:t>
-      </w:r>
-      <w:proofErr w:type="spellEnd"/>
-      <w:r>
-        <w:rPr>
-          <w:rFonts w:cstheme="minorHAnsi"/>
-        </w:rPr>
-        <w:t xml:space="preserve"> </w:t>
-      </w:r>
-      <w:proofErr w:type="spellStart"/>
-      <w:r>
-        <w:rPr>
-          <w:rFonts w:cstheme="minorHAnsi"/>
-        </w:rPr>
-        <w:t>unei</w:t>
-      </w:r>
-      <w:proofErr w:type="spellEnd"/>
-      <w:r>
-        <w:rPr>
-          <w:rFonts w:cstheme="minorHAnsi"/>
-        </w:rPr>
-        <w:t xml:space="preserve"> </w:t>
-      </w:r>
-      <w:proofErr w:type="spellStart"/>
-      <w:r>
-        <w:rPr>
-          <w:rFonts w:cstheme="minorHAnsi"/>
-        </w:rPr>
-        <w:t>comenzi</w:t>
-      </w:r>
-      <w:proofErr w:type="spellEnd"/>
-      <w:r>
-        <w:rPr>
-          <w:rFonts w:cstheme="minorHAnsi"/>
-        </w:rPr>
-        <w:t xml:space="preserve">, </w:t>
-      </w:r>
-      <w:proofErr w:type="spellStart"/>
-      <w:r>
-        <w:rPr>
-          <w:rFonts w:cstheme="minorHAnsi"/>
-        </w:rPr>
-        <w:t>sistemul</w:t>
-      </w:r>
-      <w:proofErr w:type="spellEnd"/>
-      <w:r>
-        <w:rPr>
-          <w:rFonts w:cstheme="minorHAnsi"/>
-        </w:rPr>
-        <w:t xml:space="preserve"> </w:t>
-      </w:r>
-      <w:proofErr w:type="spellStart"/>
-      <w:r>
-        <w:rPr>
-          <w:rFonts w:cstheme="minorHAnsi"/>
-        </w:rPr>
-        <w:t>va</w:t>
-      </w:r>
-      <w:proofErr w:type="spellEnd"/>
-      <w:r>
-        <w:rPr>
-          <w:rFonts w:cstheme="minorHAnsi"/>
-        </w:rPr>
-        <w:t xml:space="preserve"> </w:t>
-      </w:r>
-      <w:proofErr w:type="spellStart"/>
-      <w:r>
-        <w:rPr>
-          <w:rFonts w:cstheme="minorHAnsi"/>
-        </w:rPr>
-        <w:t>verifica</w:t>
-      </w:r>
-      <w:proofErr w:type="spellEnd"/>
-      <w:r>
-        <w:rPr>
-          <w:rFonts w:cstheme="minorHAnsi"/>
-        </w:rPr>
-        <w:t xml:space="preserve"> automat </w:t>
-      </w:r>
-      <w:proofErr w:type="spellStart"/>
-      <w:r>
-        <w:rPr>
-          <w:rFonts w:cstheme="minorHAnsi"/>
-        </w:rPr>
-        <w:t>dacă</w:t>
-      </w:r>
-      <w:proofErr w:type="spellEnd"/>
-      <w:r>
-        <w:rPr>
-          <w:rFonts w:cstheme="minorHAnsi"/>
-        </w:rPr>
-        <w:t xml:space="preserve"> </w:t>
-      </w:r>
-      <w:proofErr w:type="spellStart"/>
-      <w:r>
-        <w:rPr>
-          <w:rFonts w:cstheme="minorHAnsi"/>
-        </w:rPr>
-        <w:t>stocul</w:t>
-      </w:r>
-      <w:proofErr w:type="spellEnd"/>
-      <w:r>
-        <w:rPr>
-          <w:rFonts w:cstheme="minorHAnsi"/>
-        </w:rPr>
-        <w:t xml:space="preserve"> </w:t>
-      </w:r>
-      <w:proofErr w:type="spellStart"/>
-      <w:r>
-        <w:rPr>
-          <w:rFonts w:cstheme="minorHAnsi"/>
-        </w:rPr>
-        <w:t>disponibil</w:t>
-      </w:r>
-      <w:proofErr w:type="spellEnd"/>
-      <w:r>
-        <w:rPr>
-          <w:rFonts w:cstheme="minorHAnsi"/>
-        </w:rPr>
-        <w:t xml:space="preserve"> </w:t>
-      </w:r>
-      <w:proofErr w:type="spellStart"/>
-      <w:r>
-        <w:rPr>
-          <w:rFonts w:cstheme="minorHAnsi"/>
-        </w:rPr>
-        <w:t>acoperă</w:t>
-      </w:r>
-      <w:proofErr w:type="spellEnd"/>
-      <w:r>
-        <w:rPr>
-          <w:rFonts w:cstheme="minorHAnsi"/>
-        </w:rPr>
-        <w:t xml:space="preserve"> </w:t>
-      </w:r>
-      <w:proofErr w:type="spellStart"/>
-      <w:r>
-        <w:rPr>
-          <w:rFonts w:cstheme="minorHAnsi"/>
-        </w:rPr>
-        <w:t>necesarul</w:t>
-      </w:r>
-      <w:proofErr w:type="spellEnd"/>
-      <w:r>
-        <w:rPr>
-          <w:rFonts w:cstheme="minorHAnsi"/>
-        </w:rPr>
-        <w:t xml:space="preserve"> </w:t>
-      </w:r>
-      <w:proofErr w:type="spellStart"/>
-      <w:r>
-        <w:rPr>
-          <w:rFonts w:cstheme="minorHAnsi"/>
-        </w:rPr>
-        <w:t>rețetei</w:t>
-      </w:r>
-      <w:proofErr w:type="spellEnd"/>
-      <w:r>
-        <w:rPr>
-          <w:rFonts w:cstheme="minorHAnsi"/>
-        </w:rPr>
-        <w:t>.</w:t>
-      </w:r>
-      <w:r>
-        <w:rPr>
-          <w:rFonts w:cstheme="minorHAnsi"/>
-        </w:rPr>
-        <w:t xml:space="preserve"> </w:t>
-      </w:r>
-      <w:proofErr w:type="spellStart"/>
-      <w:r>
-        <w:rPr>
-          <w:rFonts w:cstheme="minorHAnsi"/>
-        </w:rPr>
-        <w:t>În</w:t>
-      </w:r>
-      <w:proofErr w:type="spellEnd"/>
-      <w:r>
-        <w:rPr>
-          <w:rFonts w:cstheme="minorHAnsi"/>
-        </w:rPr>
-        <w:t xml:space="preserve"> </w:t>
+        <w:t xml:space="preserve">La crearea unei comenzi, sistemul va verifica automat dacă stocul disponibil acoperă necesarul rețetei. În </w:t>
       </w:r>
       <w:r>
         <w:rPr>
@@ -2435,168 +523,12 @@
         </w:rPr>
         <w:t xml:space="preserve">  </w:t>
       </w:r>
-      <w:proofErr w:type="spellStart"/>
-      <w:r>
-        <w:rPr>
-          <w:rFonts w:cstheme="minorHAnsi"/>
-        </w:rPr>
-        <w:t>caz</w:t>
-      </w:r>
-      <w:proofErr w:type="spellEnd"/>
-      <w:r>
-        <w:rPr>
-          <w:rFonts w:cstheme="minorHAnsi"/>
-        </w:rPr>
-        <w:t xml:space="preserve"> </w:t>
-      </w:r>
-      <w:proofErr w:type="spellStart"/>
-      <w:r>
-        <w:rPr>
-          <w:rFonts w:cstheme="minorHAnsi"/>
-        </w:rPr>
-        <w:t>contrar</w:t>
-      </w:r>
-      <w:proofErr w:type="spellEnd"/>
-      <w:r>
-        <w:rPr>
-          <w:rFonts w:cstheme="minorHAnsi"/>
-        </w:rPr>
-        <w:t xml:space="preserve">, </w:t>
-      </w:r>
-      <w:proofErr w:type="spellStart"/>
-      <w:r>
-        <w:rPr>
-          <w:rFonts w:cstheme="minorHAnsi"/>
-        </w:rPr>
-        <w:t>utilizatorul</w:t>
-      </w:r>
-      <w:proofErr w:type="spellEnd"/>
-      <w:r>
-        <w:rPr>
-          <w:rFonts w:cstheme="minorHAnsi"/>
-        </w:rPr>
-        <w:t xml:space="preserve"> </w:t>
-      </w:r>
-      <w:proofErr w:type="spellStart"/>
-      <w:r>
-        <w:rPr>
-          <w:rFonts w:cstheme="minorHAnsi"/>
-        </w:rPr>
-        <w:t>va</w:t>
-      </w:r>
-      <w:proofErr w:type="spellEnd"/>
-      <w:r>
-        <w:rPr>
-          <w:rFonts w:cstheme="minorHAnsi"/>
-        </w:rPr>
-        <w:t xml:space="preserve"> fi </w:t>
-      </w:r>
-      <w:proofErr w:type="spellStart"/>
-      <w:r>
-        <w:rPr>
-          <w:rFonts w:cstheme="minorHAnsi"/>
-        </w:rPr>
-        <w:t>notificat</w:t>
-      </w:r>
-      <w:proofErr w:type="spellEnd"/>
-      <w:r>
-        <w:rPr>
-          <w:rFonts w:cstheme="minorHAnsi"/>
-        </w:rPr>
-        <w:t xml:space="preserve"> </w:t>
-      </w:r>
-      <w:proofErr w:type="spellStart"/>
-      <w:r>
-        <w:rPr>
-          <w:rFonts w:cstheme="minorHAnsi"/>
-        </w:rPr>
-        <w:t>printr</w:t>
-      </w:r>
-      <w:proofErr w:type="spellEnd"/>
-      <w:r>
-        <w:rPr>
-          <w:rFonts w:cstheme="minorHAnsi"/>
-        </w:rPr>
-        <w:t xml:space="preserve">-un </w:t>
-      </w:r>
-      <w:proofErr w:type="spellStart"/>
-      <w:r>
-        <w:rPr>
-          <w:rFonts w:cstheme="minorHAnsi"/>
-        </w:rPr>
-        <w:t>mesaj</w:t>
-      </w:r>
-      <w:proofErr w:type="spellEnd"/>
-      <w:r>
-        <w:rPr>
-          <w:rFonts w:cstheme="minorHAnsi"/>
-        </w:rPr>
-        <w:t xml:space="preserve"> de </w:t>
-      </w:r>
-      <w:proofErr w:type="spellStart"/>
-      <w:r>
-        <w:rPr>
-          <w:rFonts w:cstheme="minorHAnsi"/>
-        </w:rPr>
-        <w:t>eroare</w:t>
-      </w:r>
-      <w:proofErr w:type="spellEnd"/>
-      <w:r>
-        <w:rPr>
-          <w:rFonts w:cstheme="minorHAnsi"/>
-        </w:rPr>
-        <w:t xml:space="preserve">, </w:t>
-      </w:r>
-      <w:proofErr w:type="spellStart"/>
-      <w:r>
-        <w:rPr>
-          <w:rFonts w:cstheme="minorHAnsi"/>
-        </w:rPr>
-        <w:t>iar</w:t>
-      </w:r>
-      <w:proofErr w:type="spellEnd"/>
-      <w:r>
-        <w:rPr>
-          <w:rFonts w:cstheme="minorHAnsi"/>
-        </w:rPr>
-        <w:t xml:space="preserve"> </w:t>
-      </w:r>
-      <w:proofErr w:type="spellStart"/>
-      <w:r>
-        <w:rPr>
-          <w:rFonts w:cstheme="minorHAnsi"/>
-        </w:rPr>
-        <w:t>comanda</w:t>
-      </w:r>
-      <w:proofErr w:type="spellEnd"/>
-      <w:r>
-        <w:rPr>
-          <w:rFonts w:cstheme="minorHAnsi"/>
-        </w:rPr>
-        <w:t xml:space="preserve"> nu </w:t>
-      </w:r>
-      <w:proofErr w:type="spellStart"/>
-      <w:r>
-        <w:rPr>
-          <w:rFonts w:cstheme="minorHAnsi"/>
-        </w:rPr>
-        <w:t>va</w:t>
-      </w:r>
-      <w:proofErr w:type="spellEnd"/>
-      <w:r>
-        <w:rPr>
-          <w:rFonts w:cstheme="minorHAnsi"/>
-        </w:rPr>
-        <w:t xml:space="preserve"> fi </w:t>
-      </w:r>
-      <w:proofErr w:type="spellStart"/>
-      <w:r>
-        <w:rPr>
-          <w:rFonts w:cstheme="minorHAnsi"/>
-        </w:rPr>
-        <w:t>finalizată</w:t>
-      </w:r>
-      <w:proofErr w:type="spellEnd"/>
+      <w:r>
+        <w:rPr>
+          <w:rFonts w:cstheme="minorHAnsi"/>
+        </w:rPr>
+        <w:t>caz contrar, utilizatorul va fi notificat printr-un mesaj de eroare, iar comanda nu va fi finalizată</w:t>
+      </w:r>
       <w:r>
         <w:rPr>
           <w:rFonts w:cstheme="minorHAnsi"/>
@@ -2621,47 +553,11 @@
           <w:rFonts w:cstheme="minorHAnsi"/>
         </w:rPr>
       </w:pPr>
-      <w:proofErr w:type="spellStart"/>
-      <w:r>
-        <w:rPr>
-          <w:rFonts w:cstheme="minorHAnsi"/>
-        </w:rPr>
-        <w:t>afișarea</w:t>
-      </w:r>
-      <w:proofErr w:type="spellEnd"/>
-      <w:r>
-        <w:rPr>
-          <w:rFonts w:cstheme="minorHAnsi"/>
-        </w:rPr>
-        <w:t xml:space="preserve"> </w:t>
-      </w:r>
-      <w:proofErr w:type="spellStart"/>
-      <w:r>
-        <w:rPr>
-          <w:rFonts w:cstheme="minorHAnsi"/>
-        </w:rPr>
-        <w:t>cantității</w:t>
-      </w:r>
-      <w:proofErr w:type="spellEnd"/>
-      <w:r>
-        <w:rPr>
-          <w:rFonts w:cstheme="minorHAnsi"/>
-        </w:rPr>
-        <w:t xml:space="preserve"> </w:t>
-      </w:r>
-      <w:proofErr w:type="spellStart"/>
-      <w:r>
-        <w:rPr>
-          <w:rFonts w:cstheme="minorHAnsi"/>
-        </w:rPr>
-        <w:t>disponibile</w:t>
-      </w:r>
-      <w:proofErr w:type="spellEnd"/>
-      <w:r>
-        <w:rPr>
-          <w:rFonts w:cstheme="minorHAnsi"/>
-        </w:rPr>
-        <w:t>;</w:t>
+      <w:r>
+        <w:rPr>
+          <w:rFonts w:cstheme="minorHAnsi"/>
+        </w:rPr>
+        <w:t>afișarea cantității disponibile;</w:t>
       </w:r>
     </w:p>
     <w:p>
@@ -2681,75 +577,11 @@
           <w:rFonts w:cstheme="minorHAnsi"/>
         </w:rPr>
       </w:pPr>
-      <w:proofErr w:type="spellStart"/>
-      <w:r>
-        <w:rPr>
-          <w:rFonts w:cstheme="minorHAnsi"/>
-        </w:rPr>
-        <w:t>actualizarea</w:t>
-      </w:r>
-      <w:proofErr w:type="spellEnd"/>
-      <w:r>
-        <w:rPr>
-          <w:rFonts w:cstheme="minorHAnsi"/>
-        </w:rPr>
-        <w:t xml:space="preserve"> </w:t>
-      </w:r>
-      <w:proofErr w:type="spellStart"/>
-      <w:r>
-        <w:rPr>
-          <w:rFonts w:cstheme="minorHAnsi"/>
-        </w:rPr>
-        <w:t>stocului</w:t>
-      </w:r>
-      <w:proofErr w:type="spellEnd"/>
-      <w:r>
-        <w:rPr>
-          <w:rFonts w:cstheme="minorHAnsi"/>
-        </w:rPr>
-        <w:t xml:space="preserve"> </w:t>
-      </w:r>
-      <w:proofErr w:type="spellStart"/>
-      <w:r>
-        <w:rPr>
-          <w:rFonts w:cstheme="minorHAnsi"/>
-        </w:rPr>
-        <w:t>în</w:t>
-      </w:r>
-      <w:proofErr w:type="spellEnd"/>
-      <w:r>
-        <w:rPr>
-          <w:rFonts w:cstheme="minorHAnsi"/>
-        </w:rPr>
-        <w:t xml:space="preserve"> </w:t>
-      </w:r>
-      <w:proofErr w:type="spellStart"/>
-      <w:r>
-        <w:rPr>
-          <w:rFonts w:cstheme="minorHAnsi"/>
-        </w:rPr>
-        <w:t>urma</w:t>
-      </w:r>
-      <w:proofErr w:type="spellEnd"/>
-      <w:r>
-        <w:rPr>
-          <w:rFonts w:cstheme="minorHAnsi"/>
-        </w:rPr>
-        <w:t xml:space="preserve"> </w:t>
-      </w:r>
-      <w:proofErr w:type="spellStart"/>
-      <w:r>
-        <w:rPr>
-          <w:rFonts w:cstheme="minorHAnsi"/>
-        </w:rPr>
-        <w:t>comenzilor</w:t>
-      </w:r>
-      <w:proofErr w:type="spellEnd"/>
-      <w:r>
-        <w:rPr>
-          <w:rFonts w:cstheme="minorHAnsi"/>
-        </w:rPr>
-        <w:t>.</w:t>
+      <w:r>
+        <w:rPr>
+          <w:rFonts w:cstheme="minorHAnsi"/>
+        </w:rPr>
+        <w:t>actualizarea stocului în urma comenzilor.</w:t>
       </w:r>
     </w:p>
     <w:p>
@@ -2769,89 +601,11 @@
           <w:rFonts w:cstheme="minorHAnsi"/>
         </w:rPr>
       </w:pPr>
-      <w:proofErr w:type="spellStart"/>
-      <w:r>
-        <w:rPr>
-          <w:rFonts w:cstheme="minorHAnsi"/>
-        </w:rPr>
-        <w:t>Aplicația</w:t>
-      </w:r>
-      <w:proofErr w:type="spellEnd"/>
-      <w:r>
-        <w:rPr>
-          <w:rFonts w:cstheme="minorHAnsi"/>
-        </w:rPr>
-        <w:t xml:space="preserve"> </w:t>
-      </w:r>
-      <w:proofErr w:type="spellStart"/>
-      <w:r>
-        <w:rPr>
-          <w:rFonts w:cstheme="minorHAnsi"/>
-        </w:rPr>
-        <w:t>trebuie</w:t>
-      </w:r>
-      <w:proofErr w:type="spellEnd"/>
-      <w:r>
-        <w:rPr>
-          <w:rFonts w:cstheme="minorHAnsi"/>
-        </w:rPr>
-        <w:t xml:space="preserve"> </w:t>
-      </w:r>
-      <w:proofErr w:type="spellStart"/>
-      <w:r>
-        <w:rPr>
-          <w:rFonts w:cstheme="minorHAnsi"/>
-        </w:rPr>
-        <w:t>să</w:t>
-      </w:r>
-      <w:proofErr w:type="spellEnd"/>
-      <w:r>
-        <w:rPr>
-          <w:rFonts w:cstheme="minorHAnsi"/>
-        </w:rPr>
-        <w:t xml:space="preserve"> </w:t>
-      </w:r>
-      <w:proofErr w:type="spellStart"/>
-      <w:r>
-        <w:rPr>
-          <w:rFonts w:cstheme="minorHAnsi"/>
-        </w:rPr>
-        <w:t>permită</w:t>
-      </w:r>
-      <w:proofErr w:type="spellEnd"/>
-      <w:r>
-        <w:rPr>
-          <w:rFonts w:cstheme="minorHAnsi"/>
-        </w:rPr>
-        <w:t xml:space="preserve"> </w:t>
-      </w:r>
-      <w:proofErr w:type="spellStart"/>
-      <w:r>
-        <w:rPr>
-          <w:rFonts w:cstheme="minorHAnsi"/>
-        </w:rPr>
-        <w:t>crearea</w:t>
-      </w:r>
-      <w:proofErr w:type="spellEnd"/>
-      <w:r>
-        <w:rPr>
-          <w:rFonts w:cstheme="minorHAnsi"/>
-        </w:rPr>
-        <w:t xml:space="preserve"> </w:t>
-      </w:r>
-      <w:proofErr w:type="spellStart"/>
-      <w:r>
-        <w:rPr>
-          <w:rFonts w:cstheme="minorHAnsi"/>
-        </w:rPr>
-        <w:t>comenzilor</w:t>
-      </w:r>
-      <w:proofErr w:type="spellEnd"/>
-      <w:r>
-        <w:rPr>
-          <w:rFonts w:cstheme="minorHAnsi"/>
-        </w:rPr>
-        <w:t>:</w:t>
+      <w:r>
+        <w:rPr>
+          <w:rFonts w:cstheme="minorHAnsi"/>
+        </w:rPr>
+        <w:t>Aplicația trebuie să permită crearea comenzilor:</w:t>
       </w:r>
     </w:p>
     <w:p>
@@ -2875,105 +629,7 @@
         <w:rPr>
           <w:rFonts w:cstheme="minorHAnsi"/>
         </w:rPr>
-        <w:t xml:space="preserve">o </w:t>
-      </w:r>
-      <w:proofErr w:type="spellStart"/>
-      <w:r>
-        <w:rPr>
-          <w:rFonts w:cstheme="minorHAnsi"/>
-        </w:rPr>
-        <w:t>comandă</w:t>
-      </w:r>
-      <w:proofErr w:type="spellEnd"/>
-      <w:r>
-        <w:rPr>
-          <w:rFonts w:cstheme="minorHAnsi"/>
-        </w:rPr>
-        <w:t xml:space="preserve"> </w:t>
-      </w:r>
-      <w:proofErr w:type="spellStart"/>
-      <w:r>
-        <w:rPr>
-          <w:rFonts w:cstheme="minorHAnsi"/>
-        </w:rPr>
-        <w:t>conține</w:t>
-      </w:r>
-      <w:proofErr w:type="spellEnd"/>
-      <w:r>
-        <w:rPr>
-          <w:rFonts w:cstheme="minorHAnsi"/>
-        </w:rPr>
-        <w:t xml:space="preserve"> </w:t>
-      </w:r>
-      <w:proofErr w:type="spellStart"/>
-      <w:r>
-        <w:rPr>
-          <w:rFonts w:cstheme="minorHAnsi"/>
-        </w:rPr>
-        <w:t>unul</w:t>
-      </w:r>
-      <w:proofErr w:type="spellEnd"/>
-      <w:r>
-        <w:rPr>
-          <w:rFonts w:cstheme="minorHAnsi"/>
-        </w:rPr>
-        <w:t xml:space="preserve"> </w:t>
-      </w:r>
-      <w:proofErr w:type="spellStart"/>
-      <w:r>
-        <w:rPr>
-          <w:rFonts w:cstheme="minorHAnsi"/>
-        </w:rPr>
-        <w:t>sau</w:t>
-      </w:r>
-      <w:proofErr w:type="spellEnd"/>
-      <w:r>
-        <w:rPr>
-          <w:rFonts w:cstheme="minorHAnsi"/>
-        </w:rPr>
-        <w:t xml:space="preserve"> </w:t>
-      </w:r>
-      <w:proofErr w:type="spellStart"/>
-      <w:r>
-        <w:rPr>
-          <w:rFonts w:cstheme="minorHAnsi"/>
-        </w:rPr>
-        <w:t>mai</w:t>
-      </w:r>
-      <w:proofErr w:type="spellEnd"/>
-      <w:r>
-        <w:rPr>
-          <w:rFonts w:cstheme="minorHAnsi"/>
-        </w:rPr>
-        <w:t xml:space="preserve"> </w:t>
-      </w:r>
-      <w:proofErr w:type="spellStart"/>
-      <w:r>
-        <w:rPr>
-          <w:rFonts w:cstheme="minorHAnsi"/>
-        </w:rPr>
-        <w:t>multe</w:t>
-      </w:r>
-      <w:proofErr w:type="spellEnd"/>
-      <w:r>
-        <w:rPr>
-          <w:rFonts w:cstheme="minorHAnsi"/>
-        </w:rPr>
-        <w:t xml:space="preserve"> </w:t>
-      </w:r>
-      <w:proofErr w:type="spellStart"/>
-      <w:r>
-        <w:rPr>
-          <w:rFonts w:cstheme="minorHAnsi"/>
-        </w:rPr>
-        <w:t>produse</w:t>
-      </w:r>
-      <w:proofErr w:type="spellEnd"/>
-      <w:r>
-        <w:rPr>
-          <w:rFonts w:cstheme="minorHAnsi"/>
-        </w:rPr>
-        <w:t>;</w:t>
+        <w:t>o comandă conține unul sau mai multe produse;</w:t>
       </w:r>
     </w:p>
     <w:p>
@@ -2993,61 +649,11 @@
           <w:rFonts w:cstheme="minorHAnsi"/>
         </w:rPr>
       </w:pPr>
-      <w:proofErr w:type="spellStart"/>
-      <w:r>
-        <w:rPr>
-          <w:rFonts w:cstheme="minorHAnsi"/>
-        </w:rPr>
-        <w:t>fiecare</w:t>
-      </w:r>
-      <w:proofErr w:type="spellEnd"/>
-      <w:r>
-        <w:rPr>
-          <w:rFonts w:cstheme="minorHAnsi"/>
-        </w:rPr>
-        <w:t xml:space="preserve"> </w:t>
-      </w:r>
-      <w:proofErr w:type="spellStart"/>
-      <w:r>
-        <w:rPr>
-          <w:rFonts w:cstheme="minorHAnsi"/>
-        </w:rPr>
-        <w:t>produs</w:t>
-      </w:r>
-      <w:proofErr w:type="spellEnd"/>
-      <w:r>
-        <w:rPr>
-          <w:rFonts w:cstheme="minorHAnsi"/>
-        </w:rPr>
-        <w:t xml:space="preserve"> are </w:t>
-      </w:r>
-      <w:proofErr w:type="spellStart"/>
-      <w:r>
-        <w:rPr>
-          <w:rFonts w:cstheme="minorHAnsi"/>
-        </w:rPr>
-        <w:t>asociată</w:t>
-      </w:r>
-      <w:proofErr w:type="spellEnd"/>
-      <w:r>
-        <w:rPr>
-          <w:rFonts w:cstheme="minorHAnsi"/>
-        </w:rPr>
-        <w:t xml:space="preserve"> o </w:t>
-      </w:r>
-      <w:proofErr w:type="spellStart"/>
-      <w:r>
-        <w:rPr>
-          <w:rFonts w:cstheme="minorHAnsi"/>
-        </w:rPr>
-        <w:t>cantitate</w:t>
-      </w:r>
-      <w:proofErr w:type="spellEnd"/>
-      <w:r>
-        <w:rPr>
-          <w:rFonts w:cstheme="minorHAnsi"/>
-        </w:rPr>
-        <w:t>.</w:t>
+      <w:r>
+        <w:rPr>
+          <w:rFonts w:cstheme="minorHAnsi"/>
+        </w:rPr>
+        <w:t>fiecare produs are asociată o cantitate.</w:t>
       </w:r>
     </w:p>
     <w:p>
@@ -3067,145 +673,11 @@
           <w:rFonts w:cstheme="minorHAnsi"/>
         </w:rPr>
       </w:pPr>
-      <w:proofErr w:type="spellStart"/>
-      <w:r>
-        <w:rPr>
-          <w:rFonts w:cstheme="minorHAnsi"/>
-        </w:rPr>
-        <w:t>Aplicația</w:t>
-      </w:r>
-      <w:proofErr w:type="spellEnd"/>
-      <w:r>
-        <w:rPr>
-          <w:rFonts w:cstheme="minorHAnsi"/>
-        </w:rPr>
-        <w:t xml:space="preserve"> </w:t>
-      </w:r>
-      <w:proofErr w:type="spellStart"/>
-      <w:r>
-        <w:rPr>
-          <w:rFonts w:cstheme="minorHAnsi"/>
-        </w:rPr>
-        <w:t>trebuie</w:t>
-      </w:r>
-      <w:proofErr w:type="spellEnd"/>
-      <w:r>
-        <w:rPr>
-          <w:rFonts w:cstheme="minorHAnsi"/>
-        </w:rPr>
-        <w:t xml:space="preserve"> </w:t>
-      </w:r>
-      <w:proofErr w:type="spellStart"/>
-      <w:r>
-        <w:rPr>
-          <w:rFonts w:cstheme="minorHAnsi"/>
-        </w:rPr>
-        <w:t>să</w:t>
-      </w:r>
-      <w:proofErr w:type="spellEnd"/>
-      <w:r>
-        <w:rPr>
-          <w:rFonts w:cstheme="minorHAnsi"/>
-        </w:rPr>
-        <w:t xml:space="preserve"> </w:t>
-      </w:r>
-      <w:proofErr w:type="spellStart"/>
-      <w:r>
-        <w:rPr>
-          <w:rFonts w:cstheme="minorHAnsi"/>
-        </w:rPr>
-        <w:t>calculeze</w:t>
-      </w:r>
-      <w:proofErr w:type="spellEnd"/>
-      <w:r>
-        <w:rPr>
-          <w:rFonts w:cstheme="minorHAnsi"/>
-        </w:rPr>
-        <w:t xml:space="preserve"> automat </w:t>
-      </w:r>
-      <w:proofErr w:type="spellStart"/>
-      <w:r>
-        <w:rPr>
-          <w:rFonts w:cstheme="minorHAnsi"/>
-        </w:rPr>
-        <w:t>conținutul</w:t>
-      </w:r>
-      <w:proofErr w:type="spellEnd"/>
-      <w:r>
-        <w:rPr>
-          <w:rFonts w:cstheme="minorHAnsi"/>
-        </w:rPr>
-        <w:t xml:space="preserve"> </w:t>
-      </w:r>
-      <w:proofErr w:type="spellStart"/>
-      <w:r>
-        <w:rPr>
-          <w:rFonts w:cstheme="minorHAnsi"/>
-        </w:rPr>
-        <w:t>unei</w:t>
-      </w:r>
-      <w:proofErr w:type="spellEnd"/>
-      <w:r>
-        <w:rPr>
-          <w:rFonts w:cstheme="minorHAnsi"/>
-        </w:rPr>
-        <w:t xml:space="preserve"> </w:t>
-      </w:r>
-      <w:proofErr w:type="spellStart"/>
-      <w:r>
-        <w:rPr>
-          <w:rFonts w:cstheme="minorHAnsi"/>
-        </w:rPr>
-        <w:t>comenzi</w:t>
-      </w:r>
-      <w:proofErr w:type="spellEnd"/>
-      <w:r>
-        <w:rPr>
-          <w:rFonts w:cstheme="minorHAnsi"/>
-        </w:rPr>
-        <w:t xml:space="preserve"> pe </w:t>
-      </w:r>
-      <w:proofErr w:type="spellStart"/>
-      <w:r>
-        <w:rPr>
-          <w:rFonts w:cstheme="minorHAnsi"/>
-        </w:rPr>
-        <w:t>baza</w:t>
-      </w:r>
-      <w:proofErr w:type="spellEnd"/>
-      <w:r>
-        <w:rPr>
-          <w:rFonts w:cstheme="minorHAnsi"/>
-        </w:rPr>
-        <w:t xml:space="preserve"> </w:t>
-      </w:r>
-      <w:proofErr w:type="spellStart"/>
-      <w:r>
-        <w:rPr>
-          <w:rFonts w:cstheme="minorHAnsi"/>
-        </w:rPr>
-        <w:t>rețetelor</w:t>
-      </w:r>
-      <w:proofErr w:type="spellEnd"/>
-      <w:r>
-        <w:rPr>
-          <w:rFonts w:cstheme="minorHAnsi"/>
-        </w:rPr>
-        <w:t xml:space="preserve"> </w:t>
-      </w:r>
-      <w:proofErr w:type="spellStart"/>
-      <w:r>
-        <w:rPr>
-          <w:rFonts w:cstheme="minorHAnsi"/>
-        </w:rPr>
-        <w:t>produselor</w:t>
-      </w:r>
-      <w:proofErr w:type="spellEnd"/>
-      <w:r>
-        <w:rPr>
-          <w:rFonts w:cstheme="minorHAnsi"/>
-        </w:rPr>
-        <w:t>.</w:t>
+      <w:r>
+        <w:rPr>
+          <w:rFonts w:cstheme="minorHAnsi"/>
+        </w:rPr>
+        <w:t>Aplicația trebuie să calculeze automat conținutul unei comenzi pe baza rețetelor produselor.</w:t>
       </w:r>
     </w:p>
     <w:p>
@@ -3229,105 +701,7 @@
         <w:rPr>
           <w:rFonts w:cstheme="minorHAnsi"/>
         </w:rPr>
-        <w:t xml:space="preserve">la </w:t>
-      </w:r>
-      <w:proofErr w:type="spellStart"/>
-      <w:r>
-        <w:rPr>
-          <w:rFonts w:cstheme="minorHAnsi"/>
-        </w:rPr>
-        <w:t>finalizarea</w:t>
-      </w:r>
-      <w:proofErr w:type="spellEnd"/>
-      <w:r>
-        <w:rPr>
-          <w:rFonts w:cstheme="minorHAnsi"/>
-        </w:rPr>
-        <w:t xml:space="preserve"> </w:t>
-      </w:r>
-      <w:proofErr w:type="spellStart"/>
-      <w:r>
-        <w:rPr>
-          <w:rFonts w:cstheme="minorHAnsi"/>
-        </w:rPr>
-        <w:t>comenzii</w:t>
-      </w:r>
-      <w:proofErr w:type="spellEnd"/>
-      <w:r>
-        <w:rPr>
-          <w:rFonts w:cstheme="minorHAnsi"/>
-        </w:rPr>
-        <w:t xml:space="preserve"> se </w:t>
-      </w:r>
-      <w:proofErr w:type="spellStart"/>
-      <w:r>
-        <w:rPr>
-          <w:rFonts w:cstheme="minorHAnsi"/>
-        </w:rPr>
-        <w:t>generează</w:t>
-      </w:r>
-      <w:proofErr w:type="spellEnd"/>
-      <w:r>
-        <w:rPr>
-          <w:rFonts w:cstheme="minorHAnsi"/>
-        </w:rPr>
-        <w:t xml:space="preserve"> </w:t>
-      </w:r>
-      <w:proofErr w:type="spellStart"/>
-      <w:r>
-        <w:rPr>
-          <w:rFonts w:cstheme="minorHAnsi"/>
-        </w:rPr>
-        <w:t>bonul</w:t>
-      </w:r>
-      <w:proofErr w:type="spellEnd"/>
-      <w:r>
-        <w:rPr>
-          <w:rFonts w:cstheme="minorHAnsi"/>
-        </w:rPr>
-        <w:t xml:space="preserve"> de </w:t>
-      </w:r>
-      <w:proofErr w:type="spellStart"/>
-      <w:r>
-        <w:rPr>
-          <w:rFonts w:cstheme="minorHAnsi"/>
-        </w:rPr>
-        <w:t>casă</w:t>
-      </w:r>
-      <w:proofErr w:type="spellEnd"/>
-      <w:r>
-        <w:rPr>
-          <w:rFonts w:cstheme="minorHAnsi"/>
-        </w:rPr>
-        <w:t xml:space="preserve"> care se </w:t>
-      </w:r>
-      <w:proofErr w:type="spellStart"/>
-      <w:r>
-        <w:rPr>
-          <w:rFonts w:cstheme="minorHAnsi"/>
-        </w:rPr>
-        <w:t>salvează</w:t>
-      </w:r>
-      <w:proofErr w:type="spellEnd"/>
-      <w:r>
-        <w:rPr>
-          <w:rFonts w:cstheme="minorHAnsi"/>
-        </w:rPr>
-        <w:t xml:space="preserve"> </w:t>
-      </w:r>
-      <w:proofErr w:type="spellStart"/>
-      <w:r>
-        <w:rPr>
-          <w:rFonts w:cstheme="minorHAnsi"/>
-        </w:rPr>
-        <w:t>în</w:t>
-      </w:r>
-      <w:proofErr w:type="spellEnd"/>
-      <w:r>
-        <w:rPr>
-          <w:rFonts w:cstheme="minorHAnsi"/>
-        </w:rPr>
-        <w:t xml:space="preserve"> format .csv.</w:t>
+        <w:t>la finalizarea comenzii se generează bonul de casă care se salvează în format .csv.</w:t>
       </w:r>
     </w:p>
     <w:p>
@@ -3351,217 +725,13 @@
         <w:rPr>
           <w:rFonts w:cstheme="minorHAnsi"/>
         </w:rPr>
-        <w:t xml:space="preserve">La </w:t>
-      </w:r>
-      <w:proofErr w:type="spellStart"/>
-      <w:r>
-        <w:rPr>
-          <w:rFonts w:cstheme="minorHAnsi"/>
-        </w:rPr>
-        <w:t>finalul</w:t>
-      </w:r>
-      <w:proofErr w:type="spellEnd"/>
-      <w:r>
-        <w:rPr>
-          <w:rFonts w:cstheme="minorHAnsi"/>
-        </w:rPr>
-        <w:t xml:space="preserve"> </w:t>
-      </w:r>
-      <w:proofErr w:type="spellStart"/>
-      <w:r>
-        <w:rPr>
-          <w:rFonts w:cstheme="minorHAnsi"/>
-        </w:rPr>
-        <w:t>fiecărei</w:t>
-      </w:r>
-      <w:proofErr w:type="spellEnd"/>
-      <w:r>
-        <w:rPr>
-          <w:rFonts w:cstheme="minorHAnsi"/>
-        </w:rPr>
-        <w:t xml:space="preserve"> </w:t>
-      </w:r>
-      <w:proofErr w:type="spellStart"/>
-      <w:r>
-        <w:rPr>
-          <w:rFonts w:cstheme="minorHAnsi"/>
-        </w:rPr>
-        <w:t>zile</w:t>
-      </w:r>
-      <w:proofErr w:type="spellEnd"/>
-      <w:r>
-        <w:rPr>
-          <w:rFonts w:cstheme="minorHAnsi"/>
-        </w:rPr>
-        <w:t xml:space="preserve"> se </w:t>
-      </w:r>
-      <w:proofErr w:type="spellStart"/>
-      <w:r>
-        <w:rPr>
-          <w:rFonts w:cstheme="minorHAnsi"/>
-        </w:rPr>
-        <w:t>salvează</w:t>
-      </w:r>
-      <w:proofErr w:type="spellEnd"/>
-      <w:r>
-        <w:rPr>
-          <w:rFonts w:cstheme="minorHAnsi"/>
-        </w:rPr>
-        <w:t xml:space="preserve"> </w:t>
-      </w:r>
-      <w:proofErr w:type="spellStart"/>
-      <w:r>
-        <w:rPr>
-          <w:rFonts w:cstheme="minorHAnsi"/>
-        </w:rPr>
-        <w:t>informațiile</w:t>
-      </w:r>
-      <w:proofErr w:type="spellEnd"/>
-      <w:r>
-        <w:rPr>
-          <w:rFonts w:cstheme="minorHAnsi"/>
-        </w:rPr>
-        <w:t xml:space="preserve"> </w:t>
-      </w:r>
-      <w:proofErr w:type="spellStart"/>
-      <w:r>
-        <w:rPr>
-          <w:rFonts w:cstheme="minorHAnsi"/>
-        </w:rPr>
-        <w:t>despre</w:t>
-      </w:r>
-      <w:proofErr w:type="spellEnd"/>
-      <w:r>
-        <w:rPr>
-          <w:rFonts w:cstheme="minorHAnsi"/>
-        </w:rPr>
-        <w:t xml:space="preserve"> </w:t>
-      </w:r>
-      <w:proofErr w:type="spellStart"/>
-      <w:r>
-        <w:rPr>
-          <w:rFonts w:cstheme="minorHAnsi"/>
-        </w:rPr>
-        <w:t>comenzile</w:t>
-      </w:r>
-      <w:proofErr w:type="spellEnd"/>
-      <w:r>
-        <w:rPr>
-          <w:rFonts w:cstheme="minorHAnsi"/>
-        </w:rPr>
-        <w:t xml:space="preserve"> </w:t>
-      </w:r>
-      <w:proofErr w:type="spellStart"/>
-      <w:r>
-        <w:rPr>
-          <w:rFonts w:cstheme="minorHAnsi"/>
-        </w:rPr>
-        <w:t>înregsitrate</w:t>
-      </w:r>
-      <w:proofErr w:type="spellEnd"/>
-      <w:r>
-        <w:rPr>
-          <w:rFonts w:cstheme="minorHAnsi"/>
-        </w:rPr>
-        <w:t xml:space="preserve"> </w:t>
-      </w:r>
-      <w:proofErr w:type="spellStart"/>
-      <w:r>
-        <w:rPr>
-          <w:rFonts w:cstheme="minorHAnsi"/>
-        </w:rPr>
-        <w:t>și</w:t>
-      </w:r>
-      <w:proofErr w:type="spellEnd"/>
-      <w:r>
-        <w:rPr>
-          <w:rFonts w:cstheme="minorHAnsi"/>
-        </w:rPr>
-        <w:t xml:space="preserve"> se </w:t>
-      </w:r>
-      <w:proofErr w:type="spellStart"/>
-      <w:r>
-        <w:rPr>
-          <w:rFonts w:cstheme="minorHAnsi"/>
-        </w:rPr>
-        <w:t>calculează</w:t>
-      </w:r>
-      <w:proofErr w:type="spellEnd"/>
-      <w:r>
-        <w:rPr>
-          <w:rFonts w:cstheme="minorHAnsi"/>
-        </w:rPr>
-        <w:t xml:space="preserve"> </w:t>
-      </w:r>
-      <w:proofErr w:type="spellStart"/>
-      <w:r>
-        <w:rPr>
-          <w:rFonts w:cstheme="minorHAnsi"/>
-        </w:rPr>
-        <w:t>totaul</w:t>
-      </w:r>
-      <w:proofErr w:type="spellEnd"/>
-      <w:r>
-        <w:rPr>
-          <w:rFonts w:cstheme="minorHAnsi"/>
-        </w:rPr>
-        <w:t xml:space="preserve"> </w:t>
-      </w:r>
-      <w:proofErr w:type="spellStart"/>
-      <w:r>
-        <w:rPr>
-          <w:rFonts w:cstheme="minorHAnsi"/>
-        </w:rPr>
-        <w:t>zilei</w:t>
-      </w:r>
-      <w:proofErr w:type="spellEnd"/>
-      <w:r>
-        <w:rPr>
-          <w:rFonts w:cstheme="minorHAnsi"/>
-        </w:rPr>
-        <w:t xml:space="preserve">. </w:t>
-      </w:r>
-      <w:proofErr w:type="spellStart"/>
-      <w:r>
-        <w:rPr>
-          <w:rFonts w:cstheme="minorHAnsi"/>
-        </w:rPr>
-        <w:t>Datele</w:t>
-      </w:r>
-      <w:proofErr w:type="spellEnd"/>
-      <w:r>
-        <w:rPr>
-          <w:rFonts w:cstheme="minorHAnsi"/>
-        </w:rPr>
-        <w:t xml:space="preserve"> pot fi </w:t>
-      </w:r>
-      <w:proofErr w:type="spellStart"/>
-      <w:r>
-        <w:rPr>
-          <w:rFonts w:cstheme="minorHAnsi"/>
-        </w:rPr>
-        <w:t>exportate</w:t>
-      </w:r>
-      <w:proofErr w:type="spellEnd"/>
-      <w:r>
-        <w:rPr>
-          <w:rFonts w:cstheme="minorHAnsi"/>
-        </w:rPr>
-        <w:t xml:space="preserve"> </w:t>
-      </w:r>
-      <w:proofErr w:type="spellStart"/>
-      <w:r>
-        <w:rPr>
-          <w:rFonts w:cstheme="minorHAnsi"/>
-        </w:rPr>
-        <w:t>în</w:t>
-      </w:r>
-      <w:proofErr w:type="spellEnd"/>
-      <w:r>
-        <w:rPr>
-          <w:rFonts w:cstheme="minorHAnsi"/>
-        </w:rPr>
-        <w:t xml:space="preserve"> format CSV.</w:t>
+        <w:t xml:space="preserve">La finalul fiecărei zile se salvează informațiile despre comenzile înregsitrate și se calculează totaul zilei. </w:t>
+      </w:r>
+      <w:r>
+        <w:rPr>
+          <w:rFonts w:cstheme="minorHAnsi"/>
+        </w:rPr>
+        <w:t>Datele pot fi exportate în format CSV.</w:t>
       </w:r>
     </w:p>
     <w:p>
@@ -3601,23 +771,21 @@
           <w:bCs/>
         </w:rPr>
       </w:pPr>
-      <w:proofErr w:type="spellStart"/>
       <w:r>
         <w:rPr>
           <w:rFonts w:cstheme="minorHAnsi"/>
           <w:b/>
           <w:bCs/>
         </w:rPr>
-        <w:t>Cerințe</w:t>
-      </w:r>
-      <w:proofErr w:type="spellEnd"/>
+        <w:t>Cerințe n</w:t>
+      </w:r>
       <w:r>
         <w:rPr>
           <w:rFonts w:cstheme="minorHAnsi"/>
           <w:b/>
           <w:bCs/>
         </w:rPr>
-        <w:t xml:space="preserve"> n</w:t>
+        <w:t>on-</w:t>
       </w:r>
       <w:r>
         <w:rPr>
@@ -3625,25 +793,7 @@
           <w:b/>
           <w:bCs/>
         </w:rPr>
-        <w:t>on-</w:t>
-      </w:r>
-      <w:proofErr w:type="spellStart"/>
-      <w:r>
-        <w:rPr>
-          <w:rFonts w:cstheme="minorHAnsi"/>
-          <w:b/>
-          <w:bCs/>
-        </w:rPr>
-        <w:t>funcționale</w:t>
-      </w:r>
-      <w:proofErr w:type="spellEnd"/>
-      <w:r>
-        <w:rPr>
-          <w:rFonts w:cstheme="minorHAnsi"/>
-          <w:b/>
-          <w:bCs/>
-        </w:rPr>
-        <w:t xml:space="preserve"> </w:t>
+        <w:t xml:space="preserve">funcționale </w:t>
       </w:r>
     </w:p>
     <w:p>
@@ -3663,65 +813,19 @@
           <w:rFonts w:cstheme="minorHAnsi"/>
         </w:rPr>
       </w:pPr>
-      <w:proofErr w:type="spellStart"/>
-      <w:r>
-        <w:rPr>
-          <w:rFonts w:cstheme="minorHAnsi"/>
-        </w:rPr>
-        <w:t>Aplicația</w:t>
-      </w:r>
-      <w:proofErr w:type="spellEnd"/>
-      <w:r>
-        <w:rPr>
-          <w:rFonts w:cstheme="minorHAnsi"/>
-        </w:rPr>
-        <w:t xml:space="preserve"> </w:t>
-      </w:r>
-      <w:proofErr w:type="spellStart"/>
-      <w:r>
-        <w:rPr>
-          <w:rFonts w:cstheme="minorHAnsi"/>
-        </w:rPr>
-        <w:t>trebuie</w:t>
-      </w:r>
-      <w:proofErr w:type="spellEnd"/>
-      <w:r>
-        <w:rPr>
-          <w:rFonts w:cstheme="minorHAnsi"/>
-        </w:rPr>
-        <w:t xml:space="preserve"> </w:t>
-      </w:r>
-      <w:proofErr w:type="spellStart"/>
-      <w:r>
-        <w:rPr>
-          <w:rFonts w:cstheme="minorHAnsi"/>
-        </w:rPr>
-        <w:t>să</w:t>
-      </w:r>
-      <w:proofErr w:type="spellEnd"/>
-      <w:r>
-        <w:rPr>
-          <w:rFonts w:cstheme="minorHAnsi"/>
-        </w:rPr>
-        <w:t xml:space="preserve"> fie o </w:t>
-      </w:r>
-      <w:proofErr w:type="spellStart"/>
+      <w:r>
+        <w:rPr>
+          <w:rFonts w:cstheme="minorHAnsi"/>
+        </w:rPr>
+        <w:t xml:space="preserve">Aplicația trebuie să fie o </w:t>
+      </w:r>
       <w:r>
         <w:rPr>
           <w:rFonts w:cstheme="minorHAnsi"/>
           <w:b/>
           <w:bCs/>
         </w:rPr>
-        <w:t>aplicație</w:t>
-      </w:r>
-      <w:proofErr w:type="spellEnd"/>
-      <w:r>
-        <w:rPr>
-          <w:rFonts w:cstheme="minorHAnsi"/>
-          <w:b/>
-          <w:bCs/>
-        </w:rPr>
-        <w:t xml:space="preserve"> desktop Java</w:t>
+        <w:t>aplicație desktop Java</w:t>
       </w:r>
       <w:r>
         <w:rPr>
@@ -3747,75 +851,11 @@
           <w:rFonts w:cstheme="minorHAnsi"/>
         </w:rPr>
       </w:pPr>
-      <w:proofErr w:type="spellStart"/>
-      <w:r>
-        <w:rPr>
-          <w:rFonts w:cstheme="minorHAnsi"/>
-        </w:rPr>
-        <w:t>Interfața</w:t>
-      </w:r>
-      <w:proofErr w:type="spellEnd"/>
-      <w:r>
-        <w:rPr>
-          <w:rFonts w:cstheme="minorHAnsi"/>
-        </w:rPr>
-        <w:t xml:space="preserve"> </w:t>
-      </w:r>
-      <w:proofErr w:type="spellStart"/>
-      <w:r>
-        <w:rPr>
-          <w:rFonts w:cstheme="minorHAnsi"/>
-        </w:rPr>
-        <w:t>grafică</w:t>
-      </w:r>
-      <w:proofErr w:type="spellEnd"/>
-      <w:r>
-        <w:rPr>
-          <w:rFonts w:cstheme="minorHAnsi"/>
-        </w:rPr>
-        <w:t xml:space="preserve"> </w:t>
-      </w:r>
-      <w:proofErr w:type="spellStart"/>
-      <w:r>
-        <w:rPr>
-          <w:rFonts w:cstheme="minorHAnsi"/>
-        </w:rPr>
-        <w:t>trebuie</w:t>
-      </w:r>
-      <w:proofErr w:type="spellEnd"/>
-      <w:r>
-        <w:rPr>
-          <w:rFonts w:cstheme="minorHAnsi"/>
-        </w:rPr>
-        <w:t xml:space="preserve"> </w:t>
-      </w:r>
-      <w:proofErr w:type="spellStart"/>
-      <w:r>
-        <w:rPr>
-          <w:rFonts w:cstheme="minorHAnsi"/>
-        </w:rPr>
-        <w:t>realizată</w:t>
-      </w:r>
-      <w:proofErr w:type="spellEnd"/>
-      <w:r>
-        <w:rPr>
-          <w:rFonts w:cstheme="minorHAnsi"/>
-        </w:rPr>
-        <w:t xml:space="preserve"> </w:t>
-      </w:r>
-      <w:proofErr w:type="spellStart"/>
-      <w:r>
-        <w:rPr>
-          <w:rFonts w:cstheme="minorHAnsi"/>
-        </w:rPr>
-        <w:t>folosind</w:t>
-      </w:r>
-      <w:proofErr w:type="spellEnd"/>
-      <w:r>
-        <w:rPr>
-          <w:rFonts w:cstheme="minorHAnsi"/>
-        </w:rPr>
-        <w:t xml:space="preserve"> </w:t>
+      <w:r>
+        <w:rPr>
+          <w:rFonts w:cstheme="minorHAnsi"/>
+        </w:rPr>
+        <w:t xml:space="preserve">Interfața grafică trebuie realizată folosind </w:t>
       </w:r>
       <w:r>
         <w:rPr>
@@ -3849,355 +889,11 @@
           <w:rFonts w:cstheme="minorHAnsi"/>
         </w:rPr>
       </w:pPr>
-      <w:proofErr w:type="spellStart"/>
-      <w:r>
-        <w:rPr>
-          <w:rFonts w:cstheme="minorHAnsi"/>
-        </w:rPr>
-        <w:t>Persistența</w:t>
-      </w:r>
-      <w:proofErr w:type="spellEnd"/>
-      <w:r>
-        <w:rPr>
-          <w:rFonts w:cstheme="minorHAnsi"/>
-        </w:rPr>
-        <w:t xml:space="preserve"> </w:t>
-      </w:r>
-      <w:proofErr w:type="spellStart"/>
-      <w:r>
-        <w:rPr>
-          <w:rFonts w:cstheme="minorHAnsi"/>
-        </w:rPr>
-        <w:t>datelor</w:t>
-      </w:r>
-      <w:proofErr w:type="spellEnd"/>
-      <w:r>
-        <w:rPr>
-          <w:rFonts w:cstheme="minorHAnsi"/>
-        </w:rPr>
-        <w:t xml:space="preserve"> de </w:t>
-      </w:r>
-      <w:proofErr w:type="spellStart"/>
-      <w:r>
-        <w:rPr>
-          <w:rFonts w:cstheme="minorHAnsi"/>
-        </w:rPr>
-        <w:t>bază</w:t>
-      </w:r>
-      <w:proofErr w:type="spellEnd"/>
-      <w:r>
-        <w:rPr>
-          <w:rFonts w:cstheme="minorHAnsi"/>
-        </w:rPr>
-        <w:t xml:space="preserve"> (</w:t>
-      </w:r>
-      <w:proofErr w:type="spellStart"/>
-      <w:r>
-        <w:rPr>
-          <w:rFonts w:cstheme="minorHAnsi"/>
-        </w:rPr>
-        <w:t>produse</w:t>
-      </w:r>
-      <w:proofErr w:type="spellEnd"/>
-      <w:r>
-        <w:rPr>
-          <w:rFonts w:cstheme="minorHAnsi"/>
-        </w:rPr>
-        <w:t xml:space="preserve">, </w:t>
-      </w:r>
-      <w:proofErr w:type="spellStart"/>
-      <w:r>
-        <w:rPr>
-          <w:rFonts w:cstheme="minorHAnsi"/>
-        </w:rPr>
-        <w:t>ingrediente</w:t>
-      </w:r>
-      <w:proofErr w:type="spellEnd"/>
-      <w:r>
-        <w:rPr>
-          <w:rFonts w:cstheme="minorHAnsi"/>
-        </w:rPr>
-        <w:t xml:space="preserve">, </w:t>
-      </w:r>
-      <w:proofErr w:type="spellStart"/>
-      <w:r>
-        <w:rPr>
-          <w:rFonts w:cstheme="minorHAnsi"/>
-        </w:rPr>
-        <w:t>rețete</w:t>
-      </w:r>
-      <w:proofErr w:type="spellEnd"/>
-      <w:r>
-        <w:rPr>
-          <w:rFonts w:cstheme="minorHAnsi"/>
-        </w:rPr>
-        <w:t xml:space="preserve">) se </w:t>
-      </w:r>
-      <w:proofErr w:type="spellStart"/>
-      <w:r>
-        <w:rPr>
-          <w:rFonts w:cstheme="minorHAnsi"/>
-        </w:rPr>
-        <w:t>realizează</w:t>
-      </w:r>
-      <w:proofErr w:type="spellEnd"/>
-      <w:r>
-        <w:rPr>
-          <w:rFonts w:cstheme="minorHAnsi"/>
-        </w:rPr>
-        <w:t xml:space="preserve"> </w:t>
-      </w:r>
-      <w:proofErr w:type="spellStart"/>
-      <w:r>
-        <w:rPr>
-          <w:rFonts w:cstheme="minorHAnsi"/>
-        </w:rPr>
-        <w:t>în</w:t>
-      </w:r>
-      <w:proofErr w:type="spellEnd"/>
-      <w:r>
-        <w:rPr>
-          <w:rFonts w:cstheme="minorHAnsi"/>
-        </w:rPr>
-        <w:t xml:space="preserve"> </w:t>
-      </w:r>
-      <w:proofErr w:type="spellStart"/>
-      <w:r>
-        <w:rPr>
-          <w:rFonts w:cstheme="minorHAnsi"/>
-        </w:rPr>
-        <w:t>fișiere</w:t>
-      </w:r>
-      <w:proofErr w:type="spellEnd"/>
-      <w:r>
-        <w:rPr>
-          <w:rFonts w:cstheme="minorHAnsi"/>
-        </w:rPr>
-        <w:t xml:space="preserve"> de tip .txt. </w:t>
-      </w:r>
-      <w:proofErr w:type="spellStart"/>
-      <w:r>
-        <w:rPr>
-          <w:rFonts w:cstheme="minorHAnsi"/>
-        </w:rPr>
-        <w:t>Bonurile</w:t>
-      </w:r>
-      <w:proofErr w:type="spellEnd"/>
-      <w:r>
-        <w:rPr>
-          <w:rFonts w:cstheme="minorHAnsi"/>
-        </w:rPr>
-        <w:t xml:space="preserve"> de </w:t>
-      </w:r>
-      <w:proofErr w:type="spellStart"/>
-      <w:r>
-        <w:rPr>
-          <w:rFonts w:cstheme="minorHAnsi"/>
-        </w:rPr>
-        <w:t>casă</w:t>
-      </w:r>
-      <w:proofErr w:type="spellEnd"/>
-      <w:r>
-        <w:rPr>
-          <w:rFonts w:cstheme="minorHAnsi"/>
-        </w:rPr>
-        <w:t xml:space="preserve"> </w:t>
-      </w:r>
-      <w:proofErr w:type="spellStart"/>
-      <w:r>
-        <w:rPr>
-          <w:rFonts w:cstheme="minorHAnsi"/>
-        </w:rPr>
-        <w:t>și</w:t>
-      </w:r>
-      <w:proofErr w:type="spellEnd"/>
-      <w:r>
-        <w:rPr>
-          <w:rFonts w:cstheme="minorHAnsi"/>
-        </w:rPr>
-        <w:t xml:space="preserve"> </w:t>
-      </w:r>
-      <w:proofErr w:type="spellStart"/>
-      <w:r>
-        <w:rPr>
-          <w:rFonts w:cstheme="minorHAnsi"/>
-        </w:rPr>
-        <w:t>rapoartele</w:t>
-      </w:r>
-      <w:proofErr w:type="spellEnd"/>
-      <w:r>
-        <w:rPr>
-          <w:rFonts w:cstheme="minorHAnsi"/>
-        </w:rPr>
-        <w:t xml:space="preserve"> de </w:t>
-      </w:r>
-      <w:proofErr w:type="spellStart"/>
-      <w:r>
-        <w:rPr>
-          <w:rFonts w:cstheme="minorHAnsi"/>
-        </w:rPr>
-        <w:t>vânzări</w:t>
-      </w:r>
-      <w:proofErr w:type="spellEnd"/>
-      <w:r>
-        <w:rPr>
-          <w:rFonts w:cstheme="minorHAnsi"/>
-        </w:rPr>
-        <w:t xml:space="preserve"> </w:t>
-      </w:r>
-      <w:proofErr w:type="spellStart"/>
-      <w:r>
-        <w:rPr>
-          <w:rFonts w:cstheme="minorHAnsi"/>
-        </w:rPr>
-        <w:t>zilnice</w:t>
-      </w:r>
-      <w:proofErr w:type="spellEnd"/>
-      <w:r>
-        <w:rPr>
-          <w:rFonts w:cstheme="minorHAnsi"/>
-        </w:rPr>
-        <w:t xml:space="preserve"> (</w:t>
-      </w:r>
-      <w:proofErr w:type="spellStart"/>
-      <w:r>
-        <w:rPr>
-          <w:rFonts w:cstheme="minorHAnsi"/>
-        </w:rPr>
-        <w:t>totalul</w:t>
-      </w:r>
-      <w:proofErr w:type="spellEnd"/>
-      <w:r>
-        <w:rPr>
-          <w:rFonts w:cstheme="minorHAnsi"/>
-        </w:rPr>
-        <w:t xml:space="preserve"> </w:t>
-      </w:r>
-      <w:proofErr w:type="spellStart"/>
-      <w:r>
-        <w:rPr>
-          <w:rFonts w:cstheme="minorHAnsi"/>
-        </w:rPr>
-        <w:t>zilei</w:t>
-      </w:r>
-      <w:proofErr w:type="spellEnd"/>
-      <w:r>
-        <w:rPr>
-          <w:rFonts w:cstheme="minorHAnsi"/>
-        </w:rPr>
-        <w:t xml:space="preserve">) </w:t>
-      </w:r>
-      <w:proofErr w:type="spellStart"/>
-      <w:r>
-        <w:rPr>
-          <w:rFonts w:cstheme="minorHAnsi"/>
-        </w:rPr>
-        <w:t>vor</w:t>
-      </w:r>
-      <w:proofErr w:type="spellEnd"/>
-      <w:r>
-        <w:rPr>
-          <w:rFonts w:cstheme="minorHAnsi"/>
-        </w:rPr>
-        <w:t xml:space="preserve"> fi </w:t>
-      </w:r>
-      <w:proofErr w:type="spellStart"/>
-      <w:r>
-        <w:rPr>
-          <w:rFonts w:cstheme="minorHAnsi"/>
-        </w:rPr>
-        <w:t>salvate</w:t>
-      </w:r>
-      <w:proofErr w:type="spellEnd"/>
-      <w:r>
-        <w:rPr>
-          <w:rFonts w:cstheme="minorHAnsi"/>
-        </w:rPr>
-        <w:t xml:space="preserve"> </w:t>
-      </w:r>
-      <w:proofErr w:type="spellStart"/>
-      <w:r>
-        <w:rPr>
-          <w:rFonts w:cstheme="minorHAnsi"/>
-        </w:rPr>
-        <w:t>obligatoriu</w:t>
-      </w:r>
-      <w:proofErr w:type="spellEnd"/>
-      <w:r>
-        <w:rPr>
-          <w:rFonts w:cstheme="minorHAnsi"/>
-        </w:rPr>
-        <w:t xml:space="preserve"> </w:t>
-      </w:r>
-      <w:proofErr w:type="spellStart"/>
-      <w:r>
-        <w:rPr>
-          <w:rFonts w:cstheme="minorHAnsi"/>
-        </w:rPr>
-        <w:t>în</w:t>
-      </w:r>
-      <w:proofErr w:type="spellEnd"/>
-      <w:r>
-        <w:rPr>
-          <w:rFonts w:cstheme="minorHAnsi"/>
-        </w:rPr>
-        <w:t xml:space="preserve"> format .csv </w:t>
-      </w:r>
-      <w:proofErr w:type="spellStart"/>
-      <w:r>
-        <w:rPr>
-          <w:rFonts w:cstheme="minorHAnsi"/>
-        </w:rPr>
-        <w:t>pentru</w:t>
-      </w:r>
-      <w:proofErr w:type="spellEnd"/>
-      <w:r>
-        <w:rPr>
-          <w:rFonts w:cstheme="minorHAnsi"/>
-        </w:rPr>
-        <w:t xml:space="preserve"> a </w:t>
-      </w:r>
-      <w:proofErr w:type="spellStart"/>
-      <w:r>
-        <w:rPr>
-          <w:rFonts w:cstheme="minorHAnsi"/>
-        </w:rPr>
-        <w:t>permite</w:t>
-      </w:r>
-      <w:proofErr w:type="spellEnd"/>
-      <w:r>
-        <w:rPr>
-          <w:rFonts w:cstheme="minorHAnsi"/>
-        </w:rPr>
-        <w:t xml:space="preserve"> </w:t>
-      </w:r>
-      <w:proofErr w:type="spellStart"/>
-      <w:r>
-        <w:rPr>
-          <w:rFonts w:cstheme="minorHAnsi"/>
-        </w:rPr>
-        <w:t>auditarea</w:t>
-      </w:r>
-      <w:proofErr w:type="spellEnd"/>
-      <w:r>
-        <w:rPr>
-          <w:rFonts w:cstheme="minorHAnsi"/>
-        </w:rPr>
-        <w:t xml:space="preserve"> </w:t>
-      </w:r>
-      <w:proofErr w:type="spellStart"/>
-      <w:r>
-        <w:rPr>
-          <w:rFonts w:cstheme="minorHAnsi"/>
-        </w:rPr>
-        <w:t>externă</w:t>
-      </w:r>
-      <w:proofErr w:type="spellEnd"/>
-      <w:r>
-        <w:rPr>
-          <w:rFonts w:cstheme="minorHAnsi"/>
-        </w:rPr>
-        <w:t>.</w:t>
+      <w:r>
+        <w:rPr>
+          <w:rFonts w:cstheme="minorHAnsi"/>
+        </w:rPr>
+        <w:t>Persistența datelor de bază (produse, ingrediente, rețete) se realizează în fișiere de tip .txt. Bonurile de casă și rapoartele de vânzări zilnice (totalul zilei) vor fi salvate obligatoriu în format .csv pentru a permite auditarea externă.</w:t>
       </w:r>
     </w:p>
     <w:p>
@@ -4217,61 +913,11 @@
           <w:rFonts w:cstheme="minorHAnsi"/>
         </w:rPr>
       </w:pPr>
-      <w:proofErr w:type="spellStart"/>
-      <w:r>
-        <w:rPr>
-          <w:rFonts w:cstheme="minorHAnsi"/>
-        </w:rPr>
-        <w:t>Accesul</w:t>
-      </w:r>
-      <w:proofErr w:type="spellEnd"/>
-      <w:r>
-        <w:rPr>
-          <w:rFonts w:cstheme="minorHAnsi"/>
-        </w:rPr>
-        <w:t xml:space="preserve"> la date </w:t>
-      </w:r>
-      <w:proofErr w:type="spellStart"/>
-      <w:r>
-        <w:rPr>
-          <w:rFonts w:cstheme="minorHAnsi"/>
-        </w:rPr>
-        <w:t>trebuie</w:t>
-      </w:r>
-      <w:proofErr w:type="spellEnd"/>
-      <w:r>
-        <w:rPr>
-          <w:rFonts w:cstheme="minorHAnsi"/>
-        </w:rPr>
-        <w:t xml:space="preserve"> </w:t>
-      </w:r>
-      <w:proofErr w:type="spellStart"/>
-      <w:r>
-        <w:rPr>
-          <w:rFonts w:cstheme="minorHAnsi"/>
-        </w:rPr>
-        <w:t>implementat</w:t>
-      </w:r>
-      <w:proofErr w:type="spellEnd"/>
-      <w:r>
-        <w:rPr>
-          <w:rFonts w:cstheme="minorHAnsi"/>
-        </w:rPr>
-        <w:t xml:space="preserve"> </w:t>
-      </w:r>
-      <w:proofErr w:type="spellStart"/>
-      <w:r>
-        <w:rPr>
-          <w:rFonts w:cstheme="minorHAnsi"/>
-        </w:rPr>
-        <w:t>folosind</w:t>
-      </w:r>
-      <w:proofErr w:type="spellEnd"/>
-      <w:r>
-        <w:rPr>
-          <w:rFonts w:cstheme="minorHAnsi"/>
-        </w:rPr>
-        <w:t xml:space="preserve"> </w:t>
+      <w:r>
+        <w:rPr>
+          <w:rFonts w:cstheme="minorHAnsi"/>
+        </w:rPr>
+        <w:t xml:space="preserve">Accesul la date trebuie implementat folosind </w:t>
       </w:r>
       <w:r>
         <w:rPr>
@@ -4309,77 +955,7 @@
         <w:rPr>
           <w:rFonts w:cstheme="minorHAnsi"/>
         </w:rPr>
-        <w:t xml:space="preserve">Logica </w:t>
-      </w:r>
-      <w:proofErr w:type="spellStart"/>
-      <w:r>
-        <w:rPr>
-          <w:rFonts w:cstheme="minorHAnsi"/>
-        </w:rPr>
-        <w:t>aplicației</w:t>
-      </w:r>
-      <w:proofErr w:type="spellEnd"/>
-      <w:r>
-        <w:rPr>
-          <w:rFonts w:cstheme="minorHAnsi"/>
-        </w:rPr>
-        <w:t xml:space="preserve"> </w:t>
-      </w:r>
-      <w:proofErr w:type="spellStart"/>
-      <w:r>
-        <w:rPr>
-          <w:rFonts w:cstheme="minorHAnsi"/>
-        </w:rPr>
-        <w:t>trebuie</w:t>
-      </w:r>
-      <w:proofErr w:type="spellEnd"/>
-      <w:r>
-        <w:rPr>
-          <w:rFonts w:cstheme="minorHAnsi"/>
-        </w:rPr>
-        <w:t xml:space="preserve"> </w:t>
-      </w:r>
-      <w:proofErr w:type="spellStart"/>
-      <w:r>
-        <w:rPr>
-          <w:rFonts w:cstheme="minorHAnsi"/>
-        </w:rPr>
-        <w:t>separată</w:t>
-      </w:r>
-      <w:proofErr w:type="spellEnd"/>
-      <w:r>
-        <w:rPr>
-          <w:rFonts w:cstheme="minorHAnsi"/>
-        </w:rPr>
-        <w:t xml:space="preserve"> de </w:t>
-      </w:r>
-      <w:proofErr w:type="spellStart"/>
-      <w:r>
-        <w:rPr>
-          <w:rFonts w:cstheme="minorHAnsi"/>
-        </w:rPr>
-        <w:t>interfața</w:t>
-      </w:r>
-      <w:proofErr w:type="spellEnd"/>
-      <w:r>
-        <w:rPr>
-          <w:rFonts w:cstheme="minorHAnsi"/>
-        </w:rPr>
-        <w:t xml:space="preserve"> </w:t>
-      </w:r>
-      <w:proofErr w:type="spellStart"/>
-      <w:r>
-        <w:rPr>
-          <w:rFonts w:cstheme="minorHAnsi"/>
-        </w:rPr>
-        <w:t>grafică</w:t>
-      </w:r>
-      <w:proofErr w:type="spellEnd"/>
-      <w:r>
-        <w:rPr>
-          <w:rFonts w:cstheme="minorHAnsi"/>
-        </w:rPr>
-        <w:t xml:space="preserve"> (layer Service).</w:t>
+        <w:t>Logica aplicației trebuie separată de interfața grafică (layer Service).</w:t>
       </w:r>
     </w:p>
     <w:p>
@@ -4399,117 +975,11 @@
           <w:rFonts w:cstheme="minorHAnsi"/>
         </w:rPr>
       </w:pPr>
-      <w:proofErr w:type="spellStart"/>
-      <w:r>
-        <w:rPr>
-          <w:rFonts w:cstheme="minorHAnsi"/>
-        </w:rPr>
-        <w:t>Codul</w:t>
-      </w:r>
-      <w:proofErr w:type="spellEnd"/>
-      <w:r>
-        <w:rPr>
-          <w:rFonts w:cstheme="minorHAnsi"/>
-        </w:rPr>
-        <w:t xml:space="preserve"> </w:t>
-      </w:r>
-      <w:proofErr w:type="spellStart"/>
-      <w:r>
-        <w:rPr>
-          <w:rFonts w:cstheme="minorHAnsi"/>
-        </w:rPr>
-        <w:t>trebuie</w:t>
-      </w:r>
-      <w:proofErr w:type="spellEnd"/>
-      <w:r>
-        <w:rPr>
-          <w:rFonts w:cstheme="minorHAnsi"/>
-        </w:rPr>
-        <w:t xml:space="preserve"> </w:t>
-      </w:r>
-      <w:proofErr w:type="spellStart"/>
-      <w:r>
-        <w:rPr>
-          <w:rFonts w:cstheme="minorHAnsi"/>
-        </w:rPr>
-        <w:t>să</w:t>
-      </w:r>
-      <w:proofErr w:type="spellEnd"/>
-      <w:r>
-        <w:rPr>
-          <w:rFonts w:cstheme="minorHAnsi"/>
-        </w:rPr>
-        <w:t xml:space="preserve"> </w:t>
-      </w:r>
-      <w:proofErr w:type="spellStart"/>
-      <w:r>
-        <w:rPr>
-          <w:rFonts w:cstheme="minorHAnsi"/>
-        </w:rPr>
-        <w:t>respecte</w:t>
-      </w:r>
-      <w:proofErr w:type="spellEnd"/>
-      <w:r>
-        <w:rPr>
-          <w:rFonts w:cstheme="minorHAnsi"/>
-        </w:rPr>
-        <w:t xml:space="preserve"> </w:t>
-      </w:r>
-      <w:proofErr w:type="spellStart"/>
-      <w:r>
-        <w:rPr>
-          <w:rFonts w:cstheme="minorHAnsi"/>
-        </w:rPr>
-        <w:t>principiile</w:t>
-      </w:r>
-      <w:proofErr w:type="spellEnd"/>
-      <w:r>
-        <w:rPr>
-          <w:rFonts w:cstheme="minorHAnsi"/>
-        </w:rPr>
-        <w:t xml:space="preserve"> OOP (</w:t>
-      </w:r>
-      <w:proofErr w:type="spellStart"/>
-      <w:r>
-        <w:rPr>
-          <w:rFonts w:cstheme="minorHAnsi"/>
-        </w:rPr>
-        <w:t>încapsulare</w:t>
-      </w:r>
-      <w:proofErr w:type="spellEnd"/>
-      <w:r>
-        <w:rPr>
-          <w:rFonts w:cstheme="minorHAnsi"/>
-        </w:rPr>
-        <w:t xml:space="preserve">, </w:t>
-      </w:r>
-      <w:proofErr w:type="spellStart"/>
-      <w:r>
-        <w:rPr>
-          <w:rFonts w:cstheme="minorHAnsi"/>
-        </w:rPr>
-        <w:t>separarea</w:t>
-      </w:r>
-      <w:proofErr w:type="spellEnd"/>
-      <w:r>
-        <w:rPr>
-          <w:rFonts w:cstheme="minorHAnsi"/>
-        </w:rPr>
-        <w:t xml:space="preserve"> </w:t>
-      </w:r>
-      <w:proofErr w:type="spellStart"/>
-      <w:r>
-        <w:rPr>
-          <w:rFonts w:cstheme="minorHAnsi"/>
-        </w:rPr>
-        <w:t>responsabilităților</w:t>
-      </w:r>
-      <w:proofErr w:type="spellEnd"/>
-      <w:r>
-        <w:rPr>
-          <w:rFonts w:cstheme="minorHAnsi"/>
-        </w:rPr>
-        <w:t>).</w:t>
+      <w:r>
+        <w:rPr>
+          <w:rFonts w:cstheme="minorHAnsi"/>
+        </w:rPr>
+        <w:t>Codul trebuie să respecte principiile OOP (încapsulare, separarea responsabilităților).</w:t>
       </w:r>
     </w:p>
     <w:p>
@@ -4721,23 +1191,21 @@
       </w:rPr>
       <w:tab/>
     </w:r>
-    <w:proofErr w:type="spellStart"/>
     <w:r>
       <w:rPr>
         <w:rFonts w:cstheme="minorHAnsi"/>
         <w:sz w:val="24"/>
         <w:szCs w:val="24"/>
       </w:rPr>
-      <w:t>Informatică</w:t>
+      <w:t xml:space="preserve">Informatică </w:t>
     </w:r>
-    <w:proofErr w:type="spellEnd"/>
     <w:r>
       <w:rPr>
         <w:rFonts w:cstheme="minorHAnsi"/>
         <w:sz w:val="24"/>
         <w:szCs w:val="24"/>
       </w:rPr>
-      <w:t xml:space="preserve"> </w:t>
+      <w:t xml:space="preserve">– </w:t>
     </w:r>
     <w:r>
       <w:rPr>
@@ -4745,25 +1213,7 @@
         <w:sz w:val="24"/>
         <w:szCs w:val="24"/>
       </w:rPr>
-      <w:t xml:space="preserve">– </w:t>
-    </w:r>
-    <w:proofErr w:type="spellStart"/>
-    <w:r>
-      <w:rPr>
-        <w:rFonts w:cstheme="minorHAnsi"/>
-        <w:sz w:val="24"/>
-        <w:szCs w:val="24"/>
-      </w:rPr>
-      <w:t>Română</w:t>
-    </w:r>
-    <w:proofErr w:type="spellEnd"/>
-    <w:r>
-      <w:rPr>
-        <w:rFonts w:cstheme="minorHAnsi"/>
-        <w:sz w:val="24"/>
-        <w:szCs w:val="24"/>
-      </w:rPr>
-      <w:t>, 20</w:t>
+      <w:t>Română, 20</w:t>
     </w:r>
     <w:r>
       <w:rPr>
@@ -7753,6 +4203,7 @@
   <w:style w:type="character" w:default="1" w:styleId="DefaultParagraphFont">
     <w:name w:val="Default Paragraph Font"/>
     <w:uiPriority w:val="1"/>
+    <w:semiHidden/>
     <w:unhideWhenUsed/>
   </w:style>
   <w:style w:type="table" w:default="1" w:styleId="TableNormal">
